--- a/phases/forensic/REPORT.docx
+++ b/phases/forensic/REPORT.docx
@@ -2,7 +2,7 @@
 <file path=word/document.xml><?xml version="1.0" encoding="utf-8"?>
 <w:document xmlns:w="http://schemas.openxmlformats.org/wordprocessingml/2006/main" xmlns:m="http://schemas.openxmlformats.org/officeDocument/2006/math" xmlns:r="http://schemas.openxmlformats.org/officeDocument/2006/relationships" xmlns:o="urn:schemas-microsoft-com:office:office" xmlns:v="urn:schemas-microsoft-com:vml" xmlns:w10="urn:schemas-microsoft-com:office:word" xmlns:a="http://schemas.openxmlformats.org/drawingml/2006/main" xmlns:pic="http://schemas.openxmlformats.org/drawingml/2006/picture" xmlns:wp="http://schemas.openxmlformats.org/drawingml/2006/wordprocessingDrawing">
   <w:body>
-    <w:bookmarkStart w:id="16" w:name="X626cffac92888c3a0571bcceba8aafae9f1e13a"/>
+    <w:bookmarkStart w:id="20" w:name="X626cffac92888c3a0571bcceba8aafae9f1e13a"/>
     <w:p>
       <w:pPr>
         <w:pStyle w:val="Heading1"/>
@@ -1454,7 +1454,7 @@
       </w:r>
     </w:p>
     <w:bookmarkEnd w:id="12"/>
-    <w:bookmarkStart w:id="14" w:name="training-results"/>
+    <w:bookmarkStart w:id="18" w:name="training-results"/>
     <w:p>
       <w:pPr>
         <w:pStyle w:val="Heading2"/>
@@ -1627,7 +1627,80 @@
         <w:t xml:space="preserve">(per spec F.22)</w:t>
       </w:r>
     </w:p>
-    <w:bookmarkStart w:id="13" w:name="training-history-per-epoch"/>
+    <w:bookmarkStart w:id="16" w:name="training-curves"/>
+    <w:p>
+      <w:pPr>
+        <w:pStyle w:val="Heading3"/>
+      </w:pPr>
+      <w:r>
+        <w:t xml:space="preserve">Training curves</w:t>
+      </w:r>
+    </w:p>
+    <w:p>
+      <w:pPr>
+        <w:pStyle w:val="CaptionedFigure"/>
+      </w:pPr>
+      <w:r>
+        <w:drawing>
+          <wp:inline>
+            <wp:extent cx="5334000" cy="3642183"/>
+            <wp:effectExtent b="0" l="0" r="0" t="0"/>
+            <wp:docPr descr="Training curves: train_loss + val_ap + lr per epoch" title="" id="14" name="Picture"/>
+            <a:graphic>
+              <a:graphicData uri="http://schemas.openxmlformats.org/drawingml/2006/picture">
+                <pic:pic>
+                  <pic:nvPicPr>
+                    <pic:cNvPr descr="outputs/training_curves.png" id="15" name="Picture"/>
+                    <pic:cNvPicPr>
+                      <a:picLocks noChangeArrowheads="1" noChangeAspect="1"/>
+                    </pic:cNvPicPr>
+                  </pic:nvPicPr>
+                  <pic:blipFill>
+                    <a:blip r:embed="rId13"/>
+                    <a:stretch>
+                      <a:fillRect/>
+                    </a:stretch>
+                  </pic:blipFill>
+                  <pic:spPr bwMode="auto">
+                    <a:xfrm>
+                      <a:off x="0" y="0"/>
+                      <a:ext cx="5334000" cy="3642183"/>
+                    </a:xfrm>
+                    <a:prstGeom prst="rect">
+                      <a:avLst/>
+                    </a:prstGeom>
+                    <a:noFill/>
+                    <a:ln w="9525">
+                      <a:noFill/>
+                      <a:headEnd/>
+                      <a:tailEnd/>
+                    </a:ln>
+                  </pic:spPr>
+                </pic:pic>
+              </a:graphicData>
+            </a:graphic>
+          </wp:inline>
+        </w:drawing>
+      </w:r>
+    </w:p>
+    <w:p>
+      <w:pPr>
+        <w:pStyle w:val="ImageCaption"/>
+      </w:pPr>
+      <w:r>
+        <w:t xml:space="preserve">Training curves: train_loss + val_ap + lr per epoch</w:t>
+      </w:r>
+    </w:p>
+    <w:p>
+      <w:pPr>
+        <w:pStyle w:val="BodyText"/>
+      </w:pPr>
+      <w:r>
+        <w:t xml:space="preserve">Stars mark new best val-AP epochs. Green shaded region = Phase 2 (epoch 6+, optimizer reinit, grad clip on). Bottom panel shows ReduceLROnPlateau cutting the LR three times.</w:t>
+      </w:r>
+    </w:p>
+    <w:bookmarkEnd w:id="16"/>
+    <w:bookmarkStart w:id="17" w:name="training-history-per-epoch"/>
     <w:p>
       <w:pPr>
         <w:pStyle w:val="Heading3"/>
@@ -3328,9 +3401,9 @@
         </w:tc>
       </w:tr>
     </w:tbl>
-    <w:bookmarkEnd w:id="13"/>
-    <w:bookmarkEnd w:id="14"/>
-    <w:bookmarkStart w:id="15" w:name="per-generator-evaluation"/>
+    <w:bookmarkEnd w:id="17"/>
+    <w:bookmarkEnd w:id="18"/>
+    <w:bookmarkStart w:id="19" w:name="per-generator-evaluation"/>
     <w:p>
       <w:pPr>
         <w:pStyle w:val="Heading2"/>
@@ -3347,9 +3420,9 @@
         <w:t xml:space="preserve">(Reproduces doctor’s F.25 table format; sklearn metrics; threshold 0.5 for accuracy.)</w:t>
       </w:r>
     </w:p>
-    <w:bookmarkEnd w:id="15"/>
-    <w:bookmarkEnd w:id="16"/>
-    <w:bookmarkStart w:id="20" w:name="Xe28a6b17292aa084fda3e690e594395ab7d5cc1"/>
+    <w:bookmarkEnd w:id="19"/>
+    <w:bookmarkEnd w:id="20"/>
+    <w:bookmarkStart w:id="24" w:name="Xe28a6b17292aa084fda3e690e594395ab7d5cc1"/>
     <w:p>
       <w:pPr>
         <w:pStyle w:val="Heading1"/>
@@ -4346,7 +4419,7 @@
         <w:t xml:space="preserve">, Diffusion-avg AP = 0.9836, GAN-avg AP = 0.9998, StdDev AP = 0.0158.</w:t>
       </w:r>
     </w:p>
-    <w:bookmarkStart w:id="17" w:name="discussion"/>
+    <w:bookmarkStart w:id="21" w:name="discussion"/>
     <w:p>
       <w:pPr>
         <w:pStyle w:val="Heading2"/>
@@ -4435,8 +4508,8 @@
         <w:t xml:space="preserve">becomes available.</w:t>
       </w:r>
     </w:p>
-    <w:bookmarkEnd w:id="17"/>
-    <w:bookmarkStart w:id="18" w:name="reproducibility"/>
+    <w:bookmarkEnd w:id="21"/>
+    <w:bookmarkStart w:id="22" w:name="reproducibility"/>
     <w:p>
       <w:pPr>
         <w:pStyle w:val="Heading2"/>
@@ -4756,7 +4829,7 @@
         <w:rPr>
           <w:rStyle w:val="CommentTok"/>
         </w:rPr>
-        <w:t xml:space="preserve"># 7. Build this report</w:t>
+        <w:t xml:space="preserve"># 7. (optional) Plot training curves</w:t>
       </w:r>
       <w:r>
         <w:br/>
@@ -4771,11 +4844,38 @@
         <w:rPr>
           <w:rStyle w:val="NormalTok"/>
         </w:rPr>
+        <w:t xml:space="preserve"> phases/forensic/scripts/plot_training.py</w:t>
+      </w:r>
+      <w:r>
+        <w:br/>
+      </w:r>
+      <w:r>
+        <w:br/>
+      </w:r>
+      <w:r>
+        <w:rPr>
+          <w:rStyle w:val="CommentTok"/>
+        </w:rPr>
+        <w:t xml:space="preserve"># 8. Build this report</w:t>
+      </w:r>
+      <w:r>
+        <w:br/>
+      </w:r>
+      <w:r>
+        <w:rPr>
+          <w:rStyle w:val="ExtensionTok"/>
+        </w:rPr>
+        <w:t xml:space="preserve">python</w:t>
+      </w:r>
+      <w:r>
+        <w:rPr>
+          <w:rStyle w:val="NormalTok"/>
+        </w:rPr>
         <w:t xml:space="preserve"> phases/forensic/scripts/build_handoff_report.py</w:t>
       </w:r>
     </w:p>
-    <w:bookmarkEnd w:id="18"/>
-    <w:bookmarkStart w:id="19" w:name="open-items"/>
+    <w:bookmarkEnd w:id="22"/>
+    <w:bookmarkStart w:id="23" w:name="open-items"/>
     <w:p>
       <w:pPr>
         <w:pStyle w:val="Heading2"/>
@@ -5021,8 +5121,8 @@
         <w:t xml:space="preserve">from on-disk artifacts.</w:t>
       </w:r>
     </w:p>
-    <w:bookmarkEnd w:id="19"/>
-    <w:bookmarkEnd w:id="20"/>
+    <w:bookmarkEnd w:id="23"/>
+    <w:bookmarkEnd w:id="24"/>
     <w:sectPr>
       <w:footnotePr>
         <w:numRestart w:val="eachSect"/>

--- a/phases/forensic/REPORT.docx
+++ b/phases/forensic/REPORT.docx
@@ -2,13 +2,13 @@
 <file path=word/document.xml><?xml version="1.0" encoding="utf-8"?>
 <w:document xmlns:w="http://schemas.openxmlformats.org/wordprocessingml/2006/main" xmlns:m="http://schemas.openxmlformats.org/officeDocument/2006/math" xmlns:r="http://schemas.openxmlformats.org/officeDocument/2006/relationships" xmlns:o="urn:schemas-microsoft-com:office:office" xmlns:v="urn:schemas-microsoft-com:vml" xmlns:w10="urn:schemas-microsoft-com:office:word" xmlns:a="http://schemas.openxmlformats.org/drawingml/2006/main" xmlns:pic="http://schemas.openxmlformats.org/drawingml/2006/picture" xmlns:wp="http://schemas.openxmlformats.org/drawingml/2006/wordprocessingDrawing">
   <w:body>
-    <w:bookmarkStart w:id="20" w:name="X626cffac92888c3a0571bcceba8aafae9f1e13a"/>
+    <w:bookmarkStart w:id="20" w:name="X8eac00dadcf01bca0f51126157d3d828ca1b56a"/>
     <w:p>
       <w:pPr>
         <w:pStyle w:val="Heading1"/>
       </w:pPr>
       <w:r>
-        <w:t xml:space="preserve">Forensic Image Detector - Approach 2 (DCT) Handoff Report</w:t>
+        <w:t xml:space="preserve">Forensic Image Detector - Both Approaches (RGB+Fourier and DCT) Handoff Report</w:t>
       </w:r>
     </w:p>
     <w:p>
@@ -922,22 +922,67 @@
           <w:b/>
           <w:bCs/>
         </w:rPr>
-        <w:t xml:space="preserve">F-A1 (Approach 1 deferred):</w:t>
-      </w:r>
-      <w:r>
-        <w:t xml:space="preserve"> </w:t>
-      </w:r>
-      <w:r>
-        <w:t xml:space="preserve">the RGB+Fourier-mask approach (</w:t>
+        <w:t xml:space="preserve">F-A8 (Approach 1 checkpoint rename):</w:t>
+      </w:r>
+      <w:r>
+        <w:t xml:space="preserve"> </w:t>
+      </w:r>
+      <w:r>
+        <w:t xml:space="preserve">doctor’s spec F.5 literally names</w:t>
+      </w:r>
+      <w:r>
+        <w:t xml:space="preserve"> </w:t>
       </w:r>
       <w:r>
         <w:rPr>
           <w:rStyle w:val="VerbatimChar"/>
         </w:rPr>
+        <w:t xml:space="preserve">mask_15/rn50ft_fouriermask.pth</w:t>
+      </w:r>
+      <w:r>
+        <w:t xml:space="preserve">. Upstream</w:t>
+      </w:r>
+      <w:r>
+        <w:t xml:space="preserve"> </w:t>
+      </w:r>
+      <w:r>
+        <w:rPr>
+          <w:rStyle w:val="VerbatimChar"/>
+        </w:rPr>
         <w:t xml:space="preserve">chandlerbing65nm/FakeImageDetection</w:t>
       </w:r>
       <w:r>
-        <w:t xml:space="preserve">) is not in this build. It needs a Linux-only training shell and manual Google Drive download. Planned as a follow-up.</w:t>
+        <w:t xml:space="preserve"> </w:t>
+      </w:r>
+      <w:r>
+        <w:t xml:space="preserve">renamed it to</w:t>
+      </w:r>
+      <w:r>
+        <w:t xml:space="preserve"> </w:t>
+      </w:r>
+      <w:r>
+        <w:rPr>
+          <w:rStyle w:val="VerbatimChar"/>
+        </w:rPr>
+        <w:t xml:space="preserve">rn50ft_spectralmask.pth</w:t>
+      </w:r>
+      <w:r>
+        <w:t xml:space="preserve"> </w:t>
+      </w:r>
+      <w:r>
+        <w:t xml:space="preserve">(same Fourier-domain masking, just renamed). We use the spectralmask file as the spec-intended successor. Init method recorded as:</w:t>
+      </w:r>
+      <w:r>
+        <w:t xml:space="preserve"> </w:t>
+      </w:r>
+      <w:r>
+        <w:rPr>
+          <w:rStyle w:val="VerbatimChar"/>
+        </w:rPr>
+        <w:t xml:space="preserve">FakeImageDetection mask_15 ckpt (rn50ft_spectralmask.pth) [deviation F-A8: upstream renamed fouriermask-&gt;spectralmask]</w:t>
+      </w:r>
+      <w:r>
+        <w:t xml:space="preserve">.</w:t>
       </w:r>
     </w:p>
     <w:bookmarkEnd w:id="11"/>
@@ -3422,7 +3467,7 @@
     </w:p>
     <w:bookmarkEnd w:id="19"/>
     <w:bookmarkEnd w:id="20"/>
-    <w:bookmarkStart w:id="24" w:name="Xe28a6b17292aa084fda3e690e594395ab7d5cc1"/>
+    <w:bookmarkStart w:id="28" w:name="Xe28a6b17292aa084fda3e690e594395ab7d5cc1"/>
     <w:p>
       <w:pPr>
         <w:pStyle w:val="Heading1"/>
@@ -4419,13 +4464,13 @@
         <w:t xml:space="preserve">, Diffusion-avg AP = 0.9836, GAN-avg AP = 0.9998, StdDev AP = 0.0158.</w:t>
       </w:r>
     </w:p>
-    <w:bookmarkStart w:id="21" w:name="discussion"/>
+    <w:bookmarkStart w:id="26" w:name="approach-1-rgb-fourier-mask-results"/>
     <w:p>
       <w:pPr>
         <w:pStyle w:val="Heading2"/>
       </w:pPr>
       <w:r>
-        <w:t xml:space="preserve">7. Discussion</w:t>
+        <w:t xml:space="preserve">6.5. Approach 1 (RGB + Fourier mask) results</w:t>
       </w:r>
     </w:p>
     <w:p>
@@ -4437,7 +4482,41 @@
         </w:numPr>
       </w:pPr>
       <w:r>
-        <w:t xml:space="preserve">The detector reaches its best validation AP on the 6 available generators, with the doctor-spec two-phase schedule. Training history shows the Phase 1-&gt;2 transition cleanly at epoch 6 (lr drops from 1e-4 to 1e-5, gradient clipping activates).</w:t>
+        <w:rPr>
+          <w:b/>
+          <w:bCs/>
+        </w:rPr>
+        <w:t xml:space="preserve">Best val AP:</w:t>
+      </w:r>
+      <w:r>
+        <w:t xml:space="preserve"> </w:t>
+      </w:r>
+      <w:r>
+        <w:rPr>
+          <w:rStyle w:val="VerbatimChar"/>
+        </w:rPr>
+        <w:t xml:space="preserve">0.9971</w:t>
+      </w:r>
+      <w:r>
+        <w:t xml:space="preserve"> </w:t>
+      </w:r>
+      <w:r>
+        <w:t xml:space="preserve">at epoch</w:t>
+      </w:r>
+      <w:r>
+        <w:t xml:space="preserve"> </w:t>
+      </w:r>
+      <w:r>
+        <w:rPr>
+          <w:rStyle w:val="VerbatimChar"/>
+        </w:rPr>
+        <w:t xml:space="preserve">10</w:t>
+      </w:r>
+      <w:r>
+        <w:t xml:space="preserve"> </w:t>
+      </w:r>
+      <w:r>
+        <w:t xml:space="preserve">(final epoch 15, elapsed 1271.2 s).</w:t>
       </w:r>
     </w:p>
     <w:p>
@@ -4453,13 +4532,19 @@
           <w:b/>
           <w:bCs/>
         </w:rPr>
-        <w:t xml:space="preserve">Cross-generator generalization</w:t>
-      </w:r>
-      <w:r>
-        <w:t xml:space="preserve"> </w:t>
-      </w:r>
-      <w:r>
-        <w:t xml:space="preserve">is visible in the per-generator AP variance; high std-dev across generators is expected with the spec’s small per-class scale.</w:t>
+        <w:t xml:space="preserve">Init method:</w:t>
+      </w:r>
+      <w:r>
+        <w:t xml:space="preserve"> </w:t>
+      </w:r>
+      <w:r>
+        <w:rPr>
+          <w:rStyle w:val="VerbatimChar"/>
+        </w:rPr>
+        <w:t xml:space="preserve">FakeImageDetection mask_15 ckpt (rn50ft_spectralmask.pth) [deviation F-A8: upstream renamed fouriermask-&gt;spectralmask]</w:t>
+      </w:r>
+      <w:r>
+        <w:t xml:space="preserve">.</w:t>
       </w:r>
     </w:p>
     <w:p>
@@ -4475,413 +4560,2960 @@
           <w:b/>
           <w:bCs/>
         </w:rPr>
-        <w:t xml:space="preserve">Caveat on real-class:</w:t>
-      </w:r>
-      <w:r>
-        <w:t xml:space="preserve"> </w:t>
-      </w:r>
-      <w:r>
-        <w:t xml:space="preserve">because the real class is VisualNews (news photos), the model may have learned a partial</w:t>
-      </w:r>
-      <w:r>
-        <w:t xml:space="preserve"> </w:t>
-      </w:r>
-      <w:r>
-        <w:t xml:space="preserve">“news-photo vs AI-image”</w:t>
-      </w:r>
-      <w:r>
-        <w:t xml:space="preserve"> </w:t>
-      </w:r>
-      <w:r>
-        <w:t xml:space="preserve">cue alongside the intended forensic-frequency cue. The DCT-domain input shouldn’t expose obvious content cues, but this should be re-validated when ImageNet</w:t>
-      </w:r>
-      <w:r>
-        <w:t xml:space="preserve"> </w:t>
-      </w:r>
-      <w:r>
-        <w:t xml:space="preserve">“nature”</w:t>
-      </w:r>
-      <w:r>
-        <w:t xml:space="preserve"> </w:t>
-      </w:r>
-      <w:r>
-        <w:t xml:space="preserve">becomes available.</w:t>
+        <w:t xml:space="preserve">Train samples:</w:t>
+      </w:r>
+      <w:r>
+        <w:t xml:space="preserve"> </w:t>
+      </w:r>
+      <w:r>
+        <w:t xml:space="preserve">12000,</w:t>
+      </w:r>
+      <w:r>
+        <w:t xml:space="preserve"> </w:t>
+      </w:r>
+      <w:r>
+        <w:rPr>
+          <w:b/>
+          <w:bCs/>
+        </w:rPr>
+        <w:t xml:space="preserve">val:</w:t>
+      </w:r>
+      <w:r>
+        <w:t xml:space="preserve"> </w:t>
+      </w:r>
+      <w:r>
+        <w:t xml:space="preserve">3000.</w:t>
       </w:r>
     </w:p>
+    <w:p>
+      <w:pPr>
+        <w:pStyle w:val="Compact"/>
+        <w:numPr>
+          <w:ilvl w:val="0"/>
+          <w:numId w:val="1006"/>
+        </w:numPr>
+      </w:pPr>
+      <w:r>
+        <w:rPr>
+          <w:b/>
+          <w:bCs/>
+        </w:rPr>
+        <w:t xml:space="preserve">Best checkpoint:</w:t>
+      </w:r>
+      <w:r>
+        <w:t xml:space="preserve"> </w:t>
+      </w:r>
+      <w:r>
+        <w:rPr>
+          <w:rStyle w:val="VerbatimChar"/>
+        </w:rPr>
+        <w:t xml:space="preserve">phases/forensic/outputs/rgb/forensic_rgb_model.pth</w:t>
+      </w:r>
+      <w:r>
+        <w:t xml:space="preserve"> </w:t>
+      </w:r>
+      <w:r>
+        <w:t xml:space="preserve">(per spec F.11)</w:t>
+      </w:r>
+    </w:p>
+    <w:bookmarkStart w:id="21" w:name="approach-1-training-history-per-epoch"/>
+    <w:p>
+      <w:pPr>
+        <w:pStyle w:val="Heading3"/>
+      </w:pPr>
+      <w:r>
+        <w:t xml:space="preserve">Approach 1 training history (per epoch)</w:t>
+      </w:r>
+    </w:p>
+    <w:tbl>
+      <w:tblPr>
+        <w:tblStyle w:val="Table"/>
+        <w:tblW w:type="auto" w:w="0"/>
+        <w:tblLook w:firstRow="1" w:lastRow="0" w:firstColumn="0" w:lastColumn="0" w:noHBand="0" w:noVBand="0" w:val="0020"/>
+      </w:tblPr>
+      <w:tblGrid>
+        <w:gridCol w:w="1131"/>
+        <w:gridCol w:w="1131"/>
+        <w:gridCol w:w="1131"/>
+        <w:gridCol w:w="1131"/>
+        <w:gridCol w:w="1131"/>
+        <w:gridCol w:w="1131"/>
+        <w:gridCol w:w="1131"/>
+      </w:tblGrid>
+      <w:tr>
+        <w:trPr>
+          <w:tblHeader w:val="on"/>
+        </w:trPr>
+        <w:tc>
+          <w:tcPr/>
+          <w:p>
+            <w:pPr>
+              <w:pStyle w:val="Compact"/>
+            </w:pPr>
+            <w:r>
+              <w:t xml:space="preserve">epoch</w:t>
+            </w:r>
+          </w:p>
+        </w:tc>
+        <w:tc>
+          <w:tcPr/>
+          <w:p>
+            <w:pPr>
+              <w:pStyle w:val="Compact"/>
+            </w:pPr>
+            <w:r>
+              <w:t xml:space="preserve">train_loss</w:t>
+            </w:r>
+          </w:p>
+        </w:tc>
+        <w:tc>
+          <w:tcPr/>
+          <w:p>
+            <w:pPr>
+              <w:pStyle w:val="Compact"/>
+            </w:pPr>
+            <w:r>
+              <w:t xml:space="preserve">val_ap</w:t>
+            </w:r>
+          </w:p>
+        </w:tc>
+        <w:tc>
+          <w:tcPr/>
+          <w:p>
+            <w:pPr>
+              <w:pStyle w:val="Compact"/>
+            </w:pPr>
+            <w:r>
+              <w:t xml:space="preserve">val_acc</w:t>
+            </w:r>
+          </w:p>
+        </w:tc>
+        <w:tc>
+          <w:tcPr/>
+          <w:p>
+            <w:pPr>
+              <w:pStyle w:val="Compact"/>
+            </w:pPr>
+            <w:r>
+              <w:t xml:space="preserve">lr</w:t>
+            </w:r>
+          </w:p>
+        </w:tc>
+        <w:tc>
+          <w:tcPr/>
+          <w:p>
+            <w:pPr>
+              <w:pStyle w:val="Compact"/>
+            </w:pPr>
+            <w:r>
+              <w:t xml:space="preserve">patience_left</w:t>
+            </w:r>
+          </w:p>
+        </w:tc>
+        <w:tc>
+          <w:tcPr/>
+          <w:p>
+            <w:pPr>
+              <w:pStyle w:val="Compact"/>
+            </w:pPr>
+            <w:r>
+              <w:t xml:space="preserve">best</w:t>
+            </w:r>
+          </w:p>
+        </w:tc>
+      </w:tr>
+      <w:tr>
+        <w:tc>
+          <w:tcPr/>
+          <w:p>
+            <w:pPr>
+              <w:pStyle w:val="Compact"/>
+            </w:pPr>
+            <w:r>
+              <w:t xml:space="preserve">1</w:t>
+            </w:r>
+          </w:p>
+        </w:tc>
+        <w:tc>
+          <w:tcPr/>
+          <w:p>
+            <w:pPr>
+              <w:pStyle w:val="Compact"/>
+            </w:pPr>
+            <w:r>
+              <w:t xml:space="preserve">0.149772</w:t>
+            </w:r>
+          </w:p>
+        </w:tc>
+        <w:tc>
+          <w:tcPr/>
+          <w:p>
+            <w:pPr>
+              <w:pStyle w:val="Compact"/>
+            </w:pPr>
+            <w:r>
+              <w:t xml:space="preserve">0.994886</w:t>
+            </w:r>
+          </w:p>
+        </w:tc>
+        <w:tc>
+          <w:tcPr/>
+          <w:p>
+            <w:pPr>
+              <w:pStyle w:val="Compact"/>
+            </w:pPr>
+            <w:r>
+              <w:t xml:space="preserve">0.970000</w:t>
+            </w:r>
+          </w:p>
+        </w:tc>
+        <w:tc>
+          <w:tcPr/>
+          <w:p>
+            <w:pPr>
+              <w:pStyle w:val="Compact"/>
+            </w:pPr>
+            <w:r>
+              <w:t xml:space="preserve">1.00e-04</w:t>
+            </w:r>
+          </w:p>
+        </w:tc>
+        <w:tc>
+          <w:tcPr/>
+          <w:p>
+            <w:pPr>
+              <w:pStyle w:val="Compact"/>
+            </w:pPr>
+            <w:r>
+              <w:t xml:space="preserve">5</w:t>
+            </w:r>
+          </w:p>
+        </w:tc>
+        <w:tc>
+          <w:tcPr/>
+          <w:p>
+            <w:pPr>
+              <w:pStyle w:val="Compact"/>
+            </w:pPr>
+            <w:r>
+              <w:t xml:space="preserve">*</w:t>
+            </w:r>
+          </w:p>
+        </w:tc>
+      </w:tr>
+      <w:tr>
+        <w:tc>
+          <w:tcPr/>
+          <w:p>
+            <w:pPr>
+              <w:pStyle w:val="Compact"/>
+            </w:pPr>
+            <w:r>
+              <w:t xml:space="preserve">2</w:t>
+            </w:r>
+          </w:p>
+        </w:tc>
+        <w:tc>
+          <w:tcPr/>
+          <w:p>
+            <w:pPr>
+              <w:pStyle w:val="Compact"/>
+            </w:pPr>
+            <w:r>
+              <w:t xml:space="preserve">0.062522</w:t>
+            </w:r>
+          </w:p>
+        </w:tc>
+        <w:tc>
+          <w:tcPr/>
+          <w:p>
+            <w:pPr>
+              <w:pStyle w:val="Compact"/>
+            </w:pPr>
+            <w:r>
+              <w:t xml:space="preserve">0.991986</w:t>
+            </w:r>
+          </w:p>
+        </w:tc>
+        <w:tc>
+          <w:tcPr/>
+          <w:p>
+            <w:pPr>
+              <w:pStyle w:val="Compact"/>
+            </w:pPr>
+            <w:r>
+              <w:t xml:space="preserve">0.967667</w:t>
+            </w:r>
+          </w:p>
+        </w:tc>
+        <w:tc>
+          <w:tcPr/>
+          <w:p>
+            <w:pPr>
+              <w:pStyle w:val="Compact"/>
+            </w:pPr>
+            <w:r>
+              <w:t xml:space="preserve">1.00e-04</w:t>
+            </w:r>
+          </w:p>
+        </w:tc>
+        <w:tc>
+          <w:tcPr/>
+          <w:p>
+            <w:pPr>
+              <w:pStyle w:val="Compact"/>
+            </w:pPr>
+            <w:r>
+              <w:t xml:space="preserve">4</w:t>
+            </w:r>
+          </w:p>
+        </w:tc>
+        <w:tc>
+          <w:tcPr/>
+          <w:p>
+            <w:pPr>
+              <w:pStyle w:val="Compact"/>
+            </w:pPr>
+          </w:p>
+        </w:tc>
+      </w:tr>
+      <w:tr>
+        <w:tc>
+          <w:tcPr/>
+          <w:p>
+            <w:pPr>
+              <w:pStyle w:val="Compact"/>
+            </w:pPr>
+            <w:r>
+              <w:t xml:space="preserve">3</w:t>
+            </w:r>
+          </w:p>
+        </w:tc>
+        <w:tc>
+          <w:tcPr/>
+          <w:p>
+            <w:pPr>
+              <w:pStyle w:val="Compact"/>
+            </w:pPr>
+            <w:r>
+              <w:t xml:space="preserve">0.030800</w:t>
+            </w:r>
+          </w:p>
+        </w:tc>
+        <w:tc>
+          <w:tcPr/>
+          <w:p>
+            <w:pPr>
+              <w:pStyle w:val="Compact"/>
+            </w:pPr>
+            <w:r>
+              <w:t xml:space="preserve">0.994477</w:t>
+            </w:r>
+          </w:p>
+        </w:tc>
+        <w:tc>
+          <w:tcPr/>
+          <w:p>
+            <w:pPr>
+              <w:pStyle w:val="Compact"/>
+            </w:pPr>
+            <w:r>
+              <w:t xml:space="preserve">0.968333</w:t>
+            </w:r>
+          </w:p>
+        </w:tc>
+        <w:tc>
+          <w:tcPr/>
+          <w:p>
+            <w:pPr>
+              <w:pStyle w:val="Compact"/>
+            </w:pPr>
+            <w:r>
+              <w:t xml:space="preserve">1.00e-04</w:t>
+            </w:r>
+          </w:p>
+        </w:tc>
+        <w:tc>
+          <w:tcPr/>
+          <w:p>
+            <w:pPr>
+              <w:pStyle w:val="Compact"/>
+            </w:pPr>
+            <w:r>
+              <w:t xml:space="preserve">3</w:t>
+            </w:r>
+          </w:p>
+        </w:tc>
+        <w:tc>
+          <w:tcPr/>
+          <w:p>
+            <w:pPr>
+              <w:pStyle w:val="Compact"/>
+            </w:pPr>
+          </w:p>
+        </w:tc>
+      </w:tr>
+      <w:tr>
+        <w:tc>
+          <w:tcPr/>
+          <w:p>
+            <w:pPr>
+              <w:pStyle w:val="Compact"/>
+            </w:pPr>
+            <w:r>
+              <w:t xml:space="preserve">4</w:t>
+            </w:r>
+          </w:p>
+        </w:tc>
+        <w:tc>
+          <w:tcPr/>
+          <w:p>
+            <w:pPr>
+              <w:pStyle w:val="Compact"/>
+            </w:pPr>
+            <w:r>
+              <w:t xml:space="preserve">0.023022</w:t>
+            </w:r>
+          </w:p>
+        </w:tc>
+        <w:tc>
+          <w:tcPr/>
+          <w:p>
+            <w:pPr>
+              <w:pStyle w:val="Compact"/>
+            </w:pPr>
+            <w:r>
+              <w:t xml:space="preserve">0.994987</w:t>
+            </w:r>
+          </w:p>
+        </w:tc>
+        <w:tc>
+          <w:tcPr/>
+          <w:p>
+            <w:pPr>
+              <w:pStyle w:val="Compact"/>
+            </w:pPr>
+            <w:r>
+              <w:t xml:space="preserve">0.972000</w:t>
+            </w:r>
+          </w:p>
+        </w:tc>
+        <w:tc>
+          <w:tcPr/>
+          <w:p>
+            <w:pPr>
+              <w:pStyle w:val="Compact"/>
+            </w:pPr>
+            <w:r>
+              <w:t xml:space="preserve">1.00e-04</w:t>
+            </w:r>
+          </w:p>
+        </w:tc>
+        <w:tc>
+          <w:tcPr/>
+          <w:p>
+            <w:pPr>
+              <w:pStyle w:val="Compact"/>
+            </w:pPr>
+            <w:r>
+              <w:t xml:space="preserve">5</w:t>
+            </w:r>
+          </w:p>
+        </w:tc>
+        <w:tc>
+          <w:tcPr/>
+          <w:p>
+            <w:pPr>
+              <w:pStyle w:val="Compact"/>
+            </w:pPr>
+            <w:r>
+              <w:t xml:space="preserve">*</w:t>
+            </w:r>
+          </w:p>
+        </w:tc>
+      </w:tr>
+      <w:tr>
+        <w:tc>
+          <w:tcPr/>
+          <w:p>
+            <w:pPr>
+              <w:pStyle w:val="Compact"/>
+            </w:pPr>
+            <w:r>
+              <w:t xml:space="preserve">5</w:t>
+            </w:r>
+          </w:p>
+        </w:tc>
+        <w:tc>
+          <w:tcPr/>
+          <w:p>
+            <w:pPr>
+              <w:pStyle w:val="Compact"/>
+            </w:pPr>
+            <w:r>
+              <w:t xml:space="preserve">0.019939</w:t>
+            </w:r>
+          </w:p>
+        </w:tc>
+        <w:tc>
+          <w:tcPr/>
+          <w:p>
+            <w:pPr>
+              <w:pStyle w:val="Compact"/>
+            </w:pPr>
+            <w:r>
+              <w:t xml:space="preserve">0.996765</w:t>
+            </w:r>
+          </w:p>
+        </w:tc>
+        <w:tc>
+          <w:tcPr/>
+          <w:p>
+            <w:pPr>
+              <w:pStyle w:val="Compact"/>
+            </w:pPr>
+            <w:r>
+              <w:t xml:space="preserve">0.976667</w:t>
+            </w:r>
+          </w:p>
+        </w:tc>
+        <w:tc>
+          <w:tcPr/>
+          <w:p>
+            <w:pPr>
+              <w:pStyle w:val="Compact"/>
+            </w:pPr>
+            <w:r>
+              <w:t xml:space="preserve">1.00e-04</w:t>
+            </w:r>
+          </w:p>
+        </w:tc>
+        <w:tc>
+          <w:tcPr/>
+          <w:p>
+            <w:pPr>
+              <w:pStyle w:val="Compact"/>
+            </w:pPr>
+            <w:r>
+              <w:t xml:space="preserve">5</w:t>
+            </w:r>
+          </w:p>
+        </w:tc>
+        <w:tc>
+          <w:tcPr/>
+          <w:p>
+            <w:pPr>
+              <w:pStyle w:val="Compact"/>
+            </w:pPr>
+            <w:r>
+              <w:t xml:space="preserve">*</w:t>
+            </w:r>
+          </w:p>
+        </w:tc>
+      </w:tr>
+      <w:tr>
+        <w:tc>
+          <w:tcPr/>
+          <w:p>
+            <w:pPr>
+              <w:pStyle w:val="Compact"/>
+            </w:pPr>
+            <w:r>
+              <w:t xml:space="preserve">6</w:t>
+            </w:r>
+          </w:p>
+        </w:tc>
+        <w:tc>
+          <w:tcPr/>
+          <w:p>
+            <w:pPr>
+              <w:pStyle w:val="Compact"/>
+            </w:pPr>
+            <w:r>
+              <w:t xml:space="preserve">0.013251</w:t>
+            </w:r>
+          </w:p>
+        </w:tc>
+        <w:tc>
+          <w:tcPr/>
+          <w:p>
+            <w:pPr>
+              <w:pStyle w:val="Compact"/>
+            </w:pPr>
+            <w:r>
+              <w:t xml:space="preserve">0.994458</w:t>
+            </w:r>
+          </w:p>
+        </w:tc>
+        <w:tc>
+          <w:tcPr/>
+          <w:p>
+            <w:pPr>
+              <w:pStyle w:val="Compact"/>
+            </w:pPr>
+            <w:r>
+              <w:t xml:space="preserve">0.977000</w:t>
+            </w:r>
+          </w:p>
+        </w:tc>
+        <w:tc>
+          <w:tcPr/>
+          <w:p>
+            <w:pPr>
+              <w:pStyle w:val="Compact"/>
+            </w:pPr>
+            <w:r>
+              <w:t xml:space="preserve">1.00e-04</w:t>
+            </w:r>
+          </w:p>
+        </w:tc>
+        <w:tc>
+          <w:tcPr/>
+          <w:p>
+            <w:pPr>
+              <w:pStyle w:val="Compact"/>
+            </w:pPr>
+            <w:r>
+              <w:t xml:space="preserve">4</w:t>
+            </w:r>
+          </w:p>
+        </w:tc>
+        <w:tc>
+          <w:tcPr/>
+          <w:p>
+            <w:pPr>
+              <w:pStyle w:val="Compact"/>
+            </w:pPr>
+          </w:p>
+        </w:tc>
+      </w:tr>
+      <w:tr>
+        <w:tc>
+          <w:tcPr/>
+          <w:p>
+            <w:pPr>
+              <w:pStyle w:val="Compact"/>
+            </w:pPr>
+            <w:r>
+              <w:t xml:space="preserve">7</w:t>
+            </w:r>
+          </w:p>
+        </w:tc>
+        <w:tc>
+          <w:tcPr/>
+          <w:p>
+            <w:pPr>
+              <w:pStyle w:val="Compact"/>
+            </w:pPr>
+            <w:r>
+              <w:t xml:space="preserve">0.012487</w:t>
+            </w:r>
+          </w:p>
+        </w:tc>
+        <w:tc>
+          <w:tcPr/>
+          <w:p>
+            <w:pPr>
+              <w:pStyle w:val="Compact"/>
+            </w:pPr>
+            <w:r>
+              <w:t xml:space="preserve">0.995671</w:t>
+            </w:r>
+          </w:p>
+        </w:tc>
+        <w:tc>
+          <w:tcPr/>
+          <w:p>
+            <w:pPr>
+              <w:pStyle w:val="Compact"/>
+            </w:pPr>
+            <w:r>
+              <w:t xml:space="preserve">0.976000</w:t>
+            </w:r>
+          </w:p>
+        </w:tc>
+        <w:tc>
+          <w:tcPr/>
+          <w:p>
+            <w:pPr>
+              <w:pStyle w:val="Compact"/>
+            </w:pPr>
+            <w:r>
+              <w:t xml:space="preserve">1.00e-04</w:t>
+            </w:r>
+          </w:p>
+        </w:tc>
+        <w:tc>
+          <w:tcPr/>
+          <w:p>
+            <w:pPr>
+              <w:pStyle w:val="Compact"/>
+            </w:pPr>
+            <w:r>
+              <w:t xml:space="preserve">3</w:t>
+            </w:r>
+          </w:p>
+        </w:tc>
+        <w:tc>
+          <w:tcPr/>
+          <w:p>
+            <w:pPr>
+              <w:pStyle w:val="Compact"/>
+            </w:pPr>
+          </w:p>
+        </w:tc>
+      </w:tr>
+      <w:tr>
+        <w:tc>
+          <w:tcPr/>
+          <w:p>
+            <w:pPr>
+              <w:pStyle w:val="Compact"/>
+            </w:pPr>
+            <w:r>
+              <w:t xml:space="preserve">8</w:t>
+            </w:r>
+          </w:p>
+        </w:tc>
+        <w:tc>
+          <w:tcPr/>
+          <w:p>
+            <w:pPr>
+              <w:pStyle w:val="Compact"/>
+            </w:pPr>
+            <w:r>
+              <w:t xml:space="preserve">0.009827</w:t>
+            </w:r>
+          </w:p>
+        </w:tc>
+        <w:tc>
+          <w:tcPr/>
+          <w:p>
+            <w:pPr>
+              <w:pStyle w:val="Compact"/>
+            </w:pPr>
+            <w:r>
+              <w:t xml:space="preserve">0.995924</w:t>
+            </w:r>
+          </w:p>
+        </w:tc>
+        <w:tc>
+          <w:tcPr/>
+          <w:p>
+            <w:pPr>
+              <w:pStyle w:val="Compact"/>
+            </w:pPr>
+            <w:r>
+              <w:t xml:space="preserve">0.980000</w:t>
+            </w:r>
+          </w:p>
+        </w:tc>
+        <w:tc>
+          <w:tcPr/>
+          <w:p>
+            <w:pPr>
+              <w:pStyle w:val="Compact"/>
+            </w:pPr>
+            <w:r>
+              <w:t xml:space="preserve">1.00e-04</w:t>
+            </w:r>
+          </w:p>
+        </w:tc>
+        <w:tc>
+          <w:tcPr/>
+          <w:p>
+            <w:pPr>
+              <w:pStyle w:val="Compact"/>
+            </w:pPr>
+            <w:r>
+              <w:t xml:space="preserve">2</w:t>
+            </w:r>
+          </w:p>
+        </w:tc>
+        <w:tc>
+          <w:tcPr/>
+          <w:p>
+            <w:pPr>
+              <w:pStyle w:val="Compact"/>
+            </w:pPr>
+          </w:p>
+        </w:tc>
+      </w:tr>
+      <w:tr>
+        <w:tc>
+          <w:tcPr/>
+          <w:p>
+            <w:pPr>
+              <w:pStyle w:val="Compact"/>
+            </w:pPr>
+            <w:r>
+              <w:t xml:space="preserve">9</w:t>
+            </w:r>
+          </w:p>
+        </w:tc>
+        <w:tc>
+          <w:tcPr/>
+          <w:p>
+            <w:pPr>
+              <w:pStyle w:val="Compact"/>
+            </w:pPr>
+            <w:r>
+              <w:t xml:space="preserve">0.008397</w:t>
+            </w:r>
+          </w:p>
+        </w:tc>
+        <w:tc>
+          <w:tcPr/>
+          <w:p>
+            <w:pPr>
+              <w:pStyle w:val="Compact"/>
+            </w:pPr>
+            <w:r>
+              <w:t xml:space="preserve">0.996837</w:t>
+            </w:r>
+          </w:p>
+        </w:tc>
+        <w:tc>
+          <w:tcPr/>
+          <w:p>
+            <w:pPr>
+              <w:pStyle w:val="Compact"/>
+            </w:pPr>
+            <w:r>
+              <w:t xml:space="preserve">0.978000</w:t>
+            </w:r>
+          </w:p>
+        </w:tc>
+        <w:tc>
+          <w:tcPr/>
+          <w:p>
+            <w:pPr>
+              <w:pStyle w:val="Compact"/>
+            </w:pPr>
+            <w:r>
+              <w:t xml:space="preserve">5.00e-05</w:t>
+            </w:r>
+          </w:p>
+        </w:tc>
+        <w:tc>
+          <w:tcPr/>
+          <w:p>
+            <w:pPr>
+              <w:pStyle w:val="Compact"/>
+            </w:pPr>
+            <w:r>
+              <w:t xml:space="preserve">5</w:t>
+            </w:r>
+          </w:p>
+        </w:tc>
+        <w:tc>
+          <w:tcPr/>
+          <w:p>
+            <w:pPr>
+              <w:pStyle w:val="Compact"/>
+            </w:pPr>
+            <w:r>
+              <w:t xml:space="preserve">*</w:t>
+            </w:r>
+          </w:p>
+        </w:tc>
+      </w:tr>
+      <w:tr>
+        <w:tc>
+          <w:tcPr/>
+          <w:p>
+            <w:pPr>
+              <w:pStyle w:val="Compact"/>
+            </w:pPr>
+            <w:r>
+              <w:t xml:space="preserve">10</w:t>
+            </w:r>
+          </w:p>
+        </w:tc>
+        <w:tc>
+          <w:tcPr/>
+          <w:p>
+            <w:pPr>
+              <w:pStyle w:val="Compact"/>
+            </w:pPr>
+            <w:r>
+              <w:t xml:space="preserve">0.005413</w:t>
+            </w:r>
+          </w:p>
+        </w:tc>
+        <w:tc>
+          <w:tcPr/>
+          <w:p>
+            <w:pPr>
+              <w:pStyle w:val="Compact"/>
+            </w:pPr>
+            <w:r>
+              <w:t xml:space="preserve">0.997099</w:t>
+            </w:r>
+          </w:p>
+        </w:tc>
+        <w:tc>
+          <w:tcPr/>
+          <w:p>
+            <w:pPr>
+              <w:pStyle w:val="Compact"/>
+            </w:pPr>
+            <w:r>
+              <w:t xml:space="preserve">0.982000</w:t>
+            </w:r>
+          </w:p>
+        </w:tc>
+        <w:tc>
+          <w:tcPr/>
+          <w:p>
+            <w:pPr>
+              <w:pStyle w:val="Compact"/>
+            </w:pPr>
+            <w:r>
+              <w:t xml:space="preserve">5.00e-05</w:t>
+            </w:r>
+          </w:p>
+        </w:tc>
+        <w:tc>
+          <w:tcPr/>
+          <w:p>
+            <w:pPr>
+              <w:pStyle w:val="Compact"/>
+            </w:pPr>
+            <w:r>
+              <w:t xml:space="preserve">5</w:t>
+            </w:r>
+          </w:p>
+        </w:tc>
+        <w:tc>
+          <w:tcPr/>
+          <w:p>
+            <w:pPr>
+              <w:pStyle w:val="Compact"/>
+            </w:pPr>
+            <w:r>
+              <w:t xml:space="preserve">*</w:t>
+            </w:r>
+          </w:p>
+        </w:tc>
+      </w:tr>
+      <w:tr>
+        <w:tc>
+          <w:tcPr/>
+          <w:p>
+            <w:pPr>
+              <w:pStyle w:val="Compact"/>
+            </w:pPr>
+            <w:r>
+              <w:t xml:space="preserve">11</w:t>
+            </w:r>
+          </w:p>
+        </w:tc>
+        <w:tc>
+          <w:tcPr/>
+          <w:p>
+            <w:pPr>
+              <w:pStyle w:val="Compact"/>
+            </w:pPr>
+            <w:r>
+              <w:t xml:space="preserve">0.006191</w:t>
+            </w:r>
+          </w:p>
+        </w:tc>
+        <w:tc>
+          <w:tcPr/>
+          <w:p>
+            <w:pPr>
+              <w:pStyle w:val="Compact"/>
+            </w:pPr>
+            <w:r>
+              <w:t xml:space="preserve">0.996784</w:t>
+            </w:r>
+          </w:p>
+        </w:tc>
+        <w:tc>
+          <w:tcPr/>
+          <w:p>
+            <w:pPr>
+              <w:pStyle w:val="Compact"/>
+            </w:pPr>
+            <w:r>
+              <w:t xml:space="preserve">0.981667</w:t>
+            </w:r>
+          </w:p>
+        </w:tc>
+        <w:tc>
+          <w:tcPr/>
+          <w:p>
+            <w:pPr>
+              <w:pStyle w:val="Compact"/>
+            </w:pPr>
+            <w:r>
+              <w:t xml:space="preserve">5.00e-05</w:t>
+            </w:r>
+          </w:p>
+        </w:tc>
+        <w:tc>
+          <w:tcPr/>
+          <w:p>
+            <w:pPr>
+              <w:pStyle w:val="Compact"/>
+            </w:pPr>
+            <w:r>
+              <w:t xml:space="preserve">4</w:t>
+            </w:r>
+          </w:p>
+        </w:tc>
+        <w:tc>
+          <w:tcPr/>
+          <w:p>
+            <w:pPr>
+              <w:pStyle w:val="Compact"/>
+            </w:pPr>
+          </w:p>
+        </w:tc>
+      </w:tr>
+      <w:tr>
+        <w:tc>
+          <w:tcPr/>
+          <w:p>
+            <w:pPr>
+              <w:pStyle w:val="Compact"/>
+            </w:pPr>
+            <w:r>
+              <w:t xml:space="preserve">12</w:t>
+            </w:r>
+          </w:p>
+        </w:tc>
+        <w:tc>
+          <w:tcPr/>
+          <w:p>
+            <w:pPr>
+              <w:pStyle w:val="Compact"/>
+            </w:pPr>
+            <w:r>
+              <w:t xml:space="preserve">0.004691</w:t>
+            </w:r>
+          </w:p>
+        </w:tc>
+        <w:tc>
+          <w:tcPr/>
+          <w:p>
+            <w:pPr>
+              <w:pStyle w:val="Compact"/>
+            </w:pPr>
+            <w:r>
+              <w:t xml:space="preserve">0.996809</w:t>
+            </w:r>
+          </w:p>
+        </w:tc>
+        <w:tc>
+          <w:tcPr/>
+          <w:p>
+            <w:pPr>
+              <w:pStyle w:val="Compact"/>
+            </w:pPr>
+            <w:r>
+              <w:t xml:space="preserve">0.981333</w:t>
+            </w:r>
+          </w:p>
+        </w:tc>
+        <w:tc>
+          <w:tcPr/>
+          <w:p>
+            <w:pPr>
+              <w:pStyle w:val="Compact"/>
+            </w:pPr>
+            <w:r>
+              <w:t xml:space="preserve">5.00e-05</w:t>
+            </w:r>
+          </w:p>
+        </w:tc>
+        <w:tc>
+          <w:tcPr/>
+          <w:p>
+            <w:pPr>
+              <w:pStyle w:val="Compact"/>
+            </w:pPr>
+            <w:r>
+              <w:t xml:space="preserve">3</w:t>
+            </w:r>
+          </w:p>
+        </w:tc>
+        <w:tc>
+          <w:tcPr/>
+          <w:p>
+            <w:pPr>
+              <w:pStyle w:val="Compact"/>
+            </w:pPr>
+          </w:p>
+        </w:tc>
+      </w:tr>
+      <w:tr>
+        <w:tc>
+          <w:tcPr/>
+          <w:p>
+            <w:pPr>
+              <w:pStyle w:val="Compact"/>
+            </w:pPr>
+            <w:r>
+              <w:t xml:space="preserve">13</w:t>
+            </w:r>
+          </w:p>
+        </w:tc>
+        <w:tc>
+          <w:tcPr/>
+          <w:p>
+            <w:pPr>
+              <w:pStyle w:val="Compact"/>
+            </w:pPr>
+            <w:r>
+              <w:t xml:space="preserve">0.003719</w:t>
+            </w:r>
+          </w:p>
+        </w:tc>
+        <w:tc>
+          <w:tcPr/>
+          <w:p>
+            <w:pPr>
+              <w:pStyle w:val="Compact"/>
+            </w:pPr>
+            <w:r>
+              <w:t xml:space="preserve">0.996523</w:t>
+            </w:r>
+          </w:p>
+        </w:tc>
+        <w:tc>
+          <w:tcPr/>
+          <w:p>
+            <w:pPr>
+              <w:pStyle w:val="Compact"/>
+            </w:pPr>
+            <w:r>
+              <w:t xml:space="preserve">0.979667</w:t>
+            </w:r>
+          </w:p>
+        </w:tc>
+        <w:tc>
+          <w:tcPr/>
+          <w:p>
+            <w:pPr>
+              <w:pStyle w:val="Compact"/>
+            </w:pPr>
+            <w:r>
+              <w:t xml:space="preserve">5.00e-05</w:t>
+            </w:r>
+          </w:p>
+        </w:tc>
+        <w:tc>
+          <w:tcPr/>
+          <w:p>
+            <w:pPr>
+              <w:pStyle w:val="Compact"/>
+            </w:pPr>
+            <w:r>
+              <w:t xml:space="preserve">2</w:t>
+            </w:r>
+          </w:p>
+        </w:tc>
+        <w:tc>
+          <w:tcPr/>
+          <w:p>
+            <w:pPr>
+              <w:pStyle w:val="Compact"/>
+            </w:pPr>
+          </w:p>
+        </w:tc>
+      </w:tr>
+      <w:tr>
+        <w:tc>
+          <w:tcPr/>
+          <w:p>
+            <w:pPr>
+              <w:pStyle w:val="Compact"/>
+            </w:pPr>
+            <w:r>
+              <w:t xml:space="preserve">14</w:t>
+            </w:r>
+          </w:p>
+        </w:tc>
+        <w:tc>
+          <w:tcPr/>
+          <w:p>
+            <w:pPr>
+              <w:pStyle w:val="Compact"/>
+            </w:pPr>
+            <w:r>
+              <w:t xml:space="preserve">0.003121</w:t>
+            </w:r>
+          </w:p>
+        </w:tc>
+        <w:tc>
+          <w:tcPr/>
+          <w:p>
+            <w:pPr>
+              <w:pStyle w:val="Compact"/>
+            </w:pPr>
+            <w:r>
+              <w:t xml:space="preserve">0.996736</w:t>
+            </w:r>
+          </w:p>
+        </w:tc>
+        <w:tc>
+          <w:tcPr/>
+          <w:p>
+            <w:pPr>
+              <w:pStyle w:val="Compact"/>
+            </w:pPr>
+            <w:r>
+              <w:t xml:space="preserve">0.976667</w:t>
+            </w:r>
+          </w:p>
+        </w:tc>
+        <w:tc>
+          <w:tcPr/>
+          <w:p>
+            <w:pPr>
+              <w:pStyle w:val="Compact"/>
+            </w:pPr>
+            <w:r>
+              <w:t xml:space="preserve">2.50e-05</w:t>
+            </w:r>
+          </w:p>
+        </w:tc>
+        <w:tc>
+          <w:tcPr/>
+          <w:p>
+            <w:pPr>
+              <w:pStyle w:val="Compact"/>
+            </w:pPr>
+            <w:r>
+              <w:t xml:space="preserve">1</w:t>
+            </w:r>
+          </w:p>
+        </w:tc>
+        <w:tc>
+          <w:tcPr/>
+          <w:p>
+            <w:pPr>
+              <w:pStyle w:val="Compact"/>
+            </w:pPr>
+          </w:p>
+        </w:tc>
+      </w:tr>
+      <w:tr>
+        <w:tc>
+          <w:tcPr/>
+          <w:p>
+            <w:pPr>
+              <w:pStyle w:val="Compact"/>
+            </w:pPr>
+            <w:r>
+              <w:t xml:space="preserve">15</w:t>
+            </w:r>
+          </w:p>
+        </w:tc>
+        <w:tc>
+          <w:tcPr/>
+          <w:p>
+            <w:pPr>
+              <w:pStyle w:val="Compact"/>
+            </w:pPr>
+            <w:r>
+              <w:t xml:space="preserve">0.003690</w:t>
+            </w:r>
+          </w:p>
+        </w:tc>
+        <w:tc>
+          <w:tcPr/>
+          <w:p>
+            <w:pPr>
+              <w:pStyle w:val="Compact"/>
+            </w:pPr>
+            <w:r>
+              <w:t xml:space="preserve">0.996494</w:t>
+            </w:r>
+          </w:p>
+        </w:tc>
+        <w:tc>
+          <w:tcPr/>
+          <w:p>
+            <w:pPr>
+              <w:pStyle w:val="Compact"/>
+            </w:pPr>
+            <w:r>
+              <w:t xml:space="preserve">0.978667</w:t>
+            </w:r>
+          </w:p>
+        </w:tc>
+        <w:tc>
+          <w:tcPr/>
+          <w:p>
+            <w:pPr>
+              <w:pStyle w:val="Compact"/>
+            </w:pPr>
+            <w:r>
+              <w:t xml:space="preserve">2.50e-05</w:t>
+            </w:r>
+          </w:p>
+        </w:tc>
+        <w:tc>
+          <w:tcPr/>
+          <w:p>
+            <w:pPr>
+              <w:pStyle w:val="Compact"/>
+            </w:pPr>
+            <w:r>
+              <w:t xml:space="preserve">0</w:t>
+            </w:r>
+          </w:p>
+        </w:tc>
+        <w:tc>
+          <w:tcPr/>
+          <w:p>
+            <w:pPr>
+              <w:pStyle w:val="Compact"/>
+            </w:pPr>
+          </w:p>
+        </w:tc>
+      </w:tr>
+    </w:tbl>
     <w:bookmarkEnd w:id="21"/>
-    <w:bookmarkStart w:id="22" w:name="reproducibility"/>
+    <w:bookmarkStart w:id="25" w:name="approach-1-training-curves"/>
+    <w:p>
+      <w:pPr>
+        <w:pStyle w:val="Heading3"/>
+      </w:pPr>
+      <w:r>
+        <w:t xml:space="preserve">Approach 1 training curves</w:t>
+      </w:r>
+    </w:p>
+    <w:p>
+      <w:pPr>
+        <w:pStyle w:val="CaptionedFigure"/>
+      </w:pPr>
+      <w:r>
+        <w:drawing>
+          <wp:inline>
+            <wp:extent cx="5334000" cy="3642183"/>
+            <wp:effectExtent b="0" l="0" r="0" t="0"/>
+            <wp:docPr descr="Training curves for Approach 1: train_loss + val_ap + lr per epoch" title="" id="23" name="Picture"/>
+            <a:graphic>
+              <a:graphicData uri="http://schemas.openxmlformats.org/drawingml/2006/picture">
+                <pic:pic>
+                  <pic:nvPicPr>
+                    <pic:cNvPr descr="outputs/training_curves_rgb.png" id="24" name="Picture"/>
+                    <pic:cNvPicPr>
+                      <a:picLocks noChangeArrowheads="1" noChangeAspect="1"/>
+                    </pic:cNvPicPr>
+                  </pic:nvPicPr>
+                  <pic:blipFill>
+                    <a:blip r:embed="rId22"/>
+                    <a:stretch>
+                      <a:fillRect/>
+                    </a:stretch>
+                  </pic:blipFill>
+                  <pic:spPr bwMode="auto">
+                    <a:xfrm>
+                      <a:off x="0" y="0"/>
+                      <a:ext cx="5334000" cy="3642183"/>
+                    </a:xfrm>
+                    <a:prstGeom prst="rect">
+                      <a:avLst/>
+                    </a:prstGeom>
+                    <a:noFill/>
+                    <a:ln w="9525">
+                      <a:noFill/>
+                      <a:headEnd/>
+                      <a:tailEnd/>
+                    </a:ln>
+                  </pic:spPr>
+                </pic:pic>
+              </a:graphicData>
+            </a:graphic>
+          </wp:inline>
+        </w:drawing>
+      </w:r>
+    </w:p>
+    <w:p>
+      <w:pPr>
+        <w:pStyle w:val="ImageCaption"/>
+      </w:pPr>
+      <w:r>
+        <w:t xml:space="preserve">Training curves for Approach 1: train_loss + val_ap + lr per epoch</w:t>
+      </w:r>
+    </w:p>
+    <w:p>
+      <w:pPr>
+        <w:pStyle w:val="BodyText"/>
+      </w:pPr>
+      <w:r>
+        <w:t xml:space="preserve">Approach 1 summary aggregates:</w:t>
+      </w:r>
+      <w:r>
+        <w:t xml:space="preserve"> </w:t>
+      </w:r>
+      <w:r>
+        <w:rPr>
+          <w:b/>
+          <w:bCs/>
+        </w:rPr>
+        <w:t xml:space="preserve">Overall AP = 0.9979</w:t>
+      </w:r>
+      <w:r>
+        <w:t xml:space="preserve">, Diffusion-avg AP = 0.9975, GAN-avg AP = 0.9996, StdDev AP = 0.0023.</w:t>
+      </w:r>
+    </w:p>
+    <w:bookmarkEnd w:id="25"/>
+    <w:bookmarkEnd w:id="26"/>
+    <w:bookmarkStart w:id="27" w:name="X3fcd7b1ae2c0efc32f06522a933cc0f1eb0f32b"/>
     <w:p>
       <w:pPr>
         <w:pStyle w:val="Heading2"/>
       </w:pPr>
       <w:r>
-        <w:t xml:space="preserve">8. Reproducibility</w:t>
+        <w:t xml:space="preserve">6.6. Combined comparison (F.25 final deliverable)</w:t>
+      </w:r>
+    </w:p>
+    <w:bookmarkEnd w:id="27"/>
+    <w:bookmarkEnd w:id="28"/>
+    <w:bookmarkStart w:id="32" w:name="X18f5e98ea4159a0475a1e175f44d61bbf4d3785"/>
+    <w:p>
+      <w:pPr>
+        <w:pStyle w:val="Heading1"/>
+      </w:pPr>
+      <w:r>
+        <w:t xml:space="preserve">Forensic Image Detector - Approach 1 (RGB+Fourier) + Approach 2 (DCT) - Per-Generator Eval</w:t>
       </w:r>
     </w:p>
     <w:p>
       <w:pPr>
-        <w:pStyle w:val="SourceCode"/>
+        <w:pStyle w:val="FirstParagraph"/>
       </w:pPr>
       <w:r>
-        <w:rPr>
-          <w:rStyle w:val="CommentTok"/>
-        </w:rPr>
-        <w:t xml:space="preserve"># Activate venv (Python 3.12, torch 2.6.0+cu124)</w:t>
-      </w:r>
-      <w:r>
-        <w:br/>
-      </w:r>
-      <w:r>
-        <w:rPr>
-          <w:rStyle w:val="BuiltInTok"/>
-        </w:rPr>
-        <w:t xml:space="preserve">source</w:t>
-      </w:r>
-      <w:r>
-        <w:rPr>
-          <w:rStyle w:val="NormalTok"/>
-        </w:rPr>
-        <w:t xml:space="preserve"> .venv/Scripts/activate</w:t>
-      </w:r>
-      <w:r>
-        <w:br/>
-      </w:r>
-      <w:r>
-        <w:br/>
-      </w:r>
-      <w:r>
-        <w:rPr>
-          <w:rStyle w:val="CommentTok"/>
-        </w:rPr>
-        <w:t xml:space="preserve"># 1. Stage data (bitmind HF parquet for 5 gens + local midjourney + VisualNews-as-nature)</w:t>
-      </w:r>
-      <w:r>
-        <w:br/>
-      </w:r>
-      <w:r>
-        <w:rPr>
-          <w:rStyle w:val="ExtensionTok"/>
-        </w:rPr>
-        <w:t xml:space="preserve">python</w:t>
-      </w:r>
-      <w:r>
-        <w:rPr>
-          <w:rStyle w:val="NormalTok"/>
-        </w:rPr>
-        <w:t xml:space="preserve"> phases/forensic/scripts/prepare_genimage_v2.py </w:t>
-      </w:r>
-      <w:r>
-        <w:rPr>
-          <w:rStyle w:val="AttributeTok"/>
-        </w:rPr>
-        <w:t xml:space="preserve">--target-per-gen</w:t>
-      </w:r>
-      <w:r>
-        <w:rPr>
-          <w:rStyle w:val="NormalTok"/>
-        </w:rPr>
-        <w:t xml:space="preserve"> 1750</w:t>
-      </w:r>
-      <w:r>
-        <w:br/>
-      </w:r>
-      <w:r>
-        <w:br/>
-      </w:r>
-      <w:r>
-        <w:rPr>
-          <w:rStyle w:val="CommentTok"/>
-        </w:rPr>
-        <w:t xml:space="preserve"># 2. Build train/val/test splits</w:t>
-      </w:r>
-      <w:r>
-        <w:br/>
-      </w:r>
-      <w:r>
-        <w:rPr>
-          <w:rStyle w:val="ExtensionTok"/>
-        </w:rPr>
-        <w:t xml:space="preserve">python</w:t>
-      </w:r>
-      <w:r>
-        <w:rPr>
-          <w:rStyle w:val="NormalTok"/>
-        </w:rPr>
-        <w:t xml:space="preserve"> phases/forensic/scripts/build_splits.py </w:t>
-      </w:r>
-      <w:r>
-        <w:rPr>
-          <w:rStyle w:val="DataTypeTok"/>
-        </w:rPr>
-        <w:t xml:space="preserve">\</w:t>
-      </w:r>
-      <w:r>
-        <w:br/>
-      </w:r>
-      <w:r>
-        <w:rPr>
-          <w:rStyle w:val="NormalTok"/>
-        </w:rPr>
-        <w:t xml:space="preserve">    </w:t>
-      </w:r>
-      <w:r>
-        <w:rPr>
-          <w:rStyle w:val="AttributeTok"/>
-        </w:rPr>
-        <w:t xml:space="preserve">--train-per-gen</w:t>
-      </w:r>
-      <w:r>
-        <w:rPr>
-          <w:rStyle w:val="NormalTok"/>
-        </w:rPr>
-        <w:t xml:space="preserve"> 1250 </w:t>
-      </w:r>
-      <w:r>
-        <w:rPr>
-          <w:rStyle w:val="AttributeTok"/>
-        </w:rPr>
-        <w:t xml:space="preserve">--test-per-gen</w:t>
-      </w:r>
-      <w:r>
-        <w:rPr>
-          <w:rStyle w:val="NormalTok"/>
-        </w:rPr>
-        <w:t xml:space="preserve"> 500 </w:t>
-      </w:r>
-      <w:r>
-        <w:rPr>
-          <w:rStyle w:val="AttributeTok"/>
-        </w:rPr>
-        <w:t xml:space="preserve">--val-frac</w:t>
-      </w:r>
-      <w:r>
-        <w:rPr>
-          <w:rStyle w:val="NormalTok"/>
-        </w:rPr>
-        <w:t xml:space="preserve"> 0.20</w:t>
-      </w:r>
-      <w:r>
-        <w:br/>
-      </w:r>
-      <w:r>
-        <w:br/>
-      </w:r>
-      <w:r>
-        <w:rPr>
-          <w:rStyle w:val="CommentTok"/>
-        </w:rPr>
-        <w:t xml:space="preserve"># 3. Precompute DCT cache (multiprocess spawn workers)</w:t>
-      </w:r>
-      <w:r>
-        <w:br/>
-      </w:r>
-      <w:r>
-        <w:rPr>
-          <w:rStyle w:val="ExtensionTok"/>
-        </w:rPr>
-        <w:t xml:space="preserve">python</w:t>
-      </w:r>
-      <w:r>
-        <w:rPr>
-          <w:rStyle w:val="NormalTok"/>
-        </w:rPr>
-        <w:t xml:space="preserve"> phases/forensic/scripts/precompute_dct.py </w:t>
-      </w:r>
-      <w:r>
-        <w:rPr>
-          <w:rStyle w:val="AttributeTok"/>
-        </w:rPr>
-        <w:t xml:space="preserve">--workers</w:t>
-      </w:r>
-      <w:r>
-        <w:rPr>
-          <w:rStyle w:val="NormalTok"/>
-        </w:rPr>
-        <w:t xml:space="preserve"> 4</w:t>
-      </w:r>
-      <w:r>
-        <w:br/>
-      </w:r>
-      <w:r>
-        <w:br/>
-      </w:r>
-      <w:r>
-        <w:rPr>
-          <w:rStyle w:val="CommentTok"/>
-        </w:rPr>
-        <w:t xml:space="preserve"># 4. Compute global z-score stats (Welford streaming)</w:t>
-      </w:r>
-      <w:r>
-        <w:br/>
-      </w:r>
-      <w:r>
-        <w:rPr>
-          <w:rStyle w:val="ExtensionTok"/>
-        </w:rPr>
-        <w:t xml:space="preserve">python</w:t>
-      </w:r>
-      <w:r>
-        <w:rPr>
-          <w:rStyle w:val="NormalTok"/>
-        </w:rPr>
-        <w:t xml:space="preserve"> phases/forensic/scripts/compute_dct_stats.py</w:t>
-      </w:r>
-      <w:r>
-        <w:br/>
-      </w:r>
-      <w:r>
-        <w:br/>
-      </w:r>
-      <w:r>
-        <w:rPr>
-          <w:rStyle w:val="CommentTok"/>
-        </w:rPr>
-        <w:t xml:space="preserve"># 5. Train Approach 2 (two-phase, ReduceLROnPlateau on val AP, ES patience=5)</w:t>
-      </w:r>
-      <w:r>
-        <w:br/>
-      </w:r>
-      <w:r>
-        <w:rPr>
-          <w:rStyle w:val="ExtensionTok"/>
-        </w:rPr>
-        <w:t xml:space="preserve">python</w:t>
-      </w:r>
-      <w:r>
-        <w:rPr>
-          <w:rStyle w:val="NormalTok"/>
-        </w:rPr>
-        <w:t xml:space="preserve"> phases/forensic/scripts/train_dct.py </w:t>
-      </w:r>
-      <w:r>
-        <w:rPr>
-          <w:rStyle w:val="AttributeTok"/>
-        </w:rPr>
-        <w:t xml:space="preserve">--out-dir</w:t>
-      </w:r>
-      <w:r>
-        <w:rPr>
-          <w:rStyle w:val="NormalTok"/>
-        </w:rPr>
-        <w:t xml:space="preserve"> phases/forensic/outputs/dct</w:t>
-      </w:r>
-      <w:r>
-        <w:br/>
-      </w:r>
-      <w:r>
-        <w:br/>
-      </w:r>
-      <w:r>
-        <w:rPr>
-          <w:rStyle w:val="CommentTok"/>
-        </w:rPr>
-        <w:t xml:space="preserve"># 6. Evaluate per generator (F.25 table)</w:t>
-      </w:r>
-      <w:r>
-        <w:br/>
-      </w:r>
-      <w:r>
-        <w:rPr>
-          <w:rStyle w:val="ExtensionTok"/>
-        </w:rPr>
-        <w:t xml:space="preserve">python</w:t>
-      </w:r>
-      <w:r>
-        <w:rPr>
-          <w:rStyle w:val="NormalTok"/>
-        </w:rPr>
-        <w:t xml:space="preserve"> phases/forensic/scripts/eval_dct.py </w:t>
-      </w:r>
-      <w:r>
-        <w:rPr>
-          <w:rStyle w:val="DataTypeTok"/>
-        </w:rPr>
-        <w:t xml:space="preserve">\</w:t>
-      </w:r>
-      <w:r>
-        <w:br/>
-      </w:r>
-      <w:r>
-        <w:rPr>
-          <w:rStyle w:val="NormalTok"/>
-        </w:rPr>
-        <w:t xml:space="preserve">    </w:t>
-      </w:r>
-      <w:r>
-        <w:rPr>
-          <w:rStyle w:val="AttributeTok"/>
-        </w:rPr>
-        <w:t xml:space="preserve">--ckpt</w:t>
-      </w:r>
-      <w:r>
-        <w:rPr>
-          <w:rStyle w:val="NormalTok"/>
-        </w:rPr>
-        <w:t xml:space="preserve"> phases/forensic/outputs/dct/forensic_dct_model.pth</w:t>
-      </w:r>
-      <w:r>
-        <w:br/>
-      </w:r>
-      <w:r>
-        <w:br/>
-      </w:r>
-      <w:r>
-        <w:rPr>
-          <w:rStyle w:val="CommentTok"/>
-        </w:rPr>
-        <w:t xml:space="preserve"># 7. (optional) Plot training curves</w:t>
-      </w:r>
-      <w:r>
-        <w:br/>
-      </w:r>
-      <w:r>
-        <w:rPr>
-          <w:rStyle w:val="ExtensionTok"/>
-        </w:rPr>
-        <w:t xml:space="preserve">python</w:t>
-      </w:r>
-      <w:r>
-        <w:rPr>
-          <w:rStyle w:val="NormalTok"/>
-        </w:rPr>
-        <w:t xml:space="preserve"> phases/forensic/scripts/plot_training.py</w:t>
-      </w:r>
-      <w:r>
-        <w:br/>
-      </w:r>
-      <w:r>
-        <w:br/>
-      </w:r>
-      <w:r>
-        <w:rPr>
-          <w:rStyle w:val="CommentTok"/>
-        </w:rPr>
-        <w:t xml:space="preserve"># 8. Build this report</w:t>
-      </w:r>
-      <w:r>
-        <w:br/>
-      </w:r>
-      <w:r>
-        <w:rPr>
-          <w:rStyle w:val="ExtensionTok"/>
-        </w:rPr>
-        <w:t xml:space="preserve">python</w:t>
-      </w:r>
-      <w:r>
-        <w:rPr>
-          <w:rStyle w:val="NormalTok"/>
-        </w:rPr>
-        <w:t xml:space="preserve"> phases/forensic/scripts/build_handoff_report.py</w:t>
+        <w:t xml:space="preserve">Per-generator AP / Accuracy / AUC for both approaches (F.25 + F.23).</w:t>
       </w:r>
     </w:p>
-    <w:bookmarkEnd w:id="22"/>
-    <w:bookmarkStart w:id="23" w:name="open-items"/>
+    <w:tbl>
+      <w:tblPr>
+        <w:tblStyle w:val="Table"/>
+        <w:tblW w:type="pct" w:w="5000"/>
+        <w:tblLayout w:type="fixed"/>
+        <w:tblLook w:firstRow="1" w:lastRow="0" w:firstColumn="0" w:lastColumn="0" w:noHBand="0" w:noVBand="0" w:val="0020"/>
+      </w:tblPr>
+      <w:tblGrid>
+        <w:gridCol w:w="1320"/>
+        <w:gridCol w:w="720"/>
+        <w:gridCol w:w="840"/>
+        <w:gridCol w:w="840"/>
+        <w:gridCol w:w="960"/>
+        <w:gridCol w:w="960"/>
+        <w:gridCol w:w="960"/>
+        <w:gridCol w:w="960"/>
+        <w:gridCol w:w="360"/>
+      </w:tblGrid>
+      <w:tr>
+        <w:trPr>
+          <w:tblHeader w:val="on"/>
+        </w:trPr>
+        <w:tc>
+          <w:tcPr/>
+          <w:p>
+            <w:pPr>
+              <w:pStyle w:val="Compact"/>
+            </w:pPr>
+            <w:r>
+              <w:t xml:space="preserve">Generator</w:t>
+            </w:r>
+          </w:p>
+        </w:tc>
+        <w:tc>
+          <w:tcPr/>
+          <w:p>
+            <w:pPr>
+              <w:pStyle w:val="Compact"/>
+            </w:pPr>
+            <w:r>
+              <w:t xml:space="preserve">Type</w:t>
+            </w:r>
+          </w:p>
+        </w:tc>
+        <w:tc>
+          <w:tcPr/>
+          <w:p>
+            <w:pPr>
+              <w:pStyle w:val="Compact"/>
+            </w:pPr>
+            <w:r>
+              <w:t xml:space="preserve">A1 AP</w:t>
+            </w:r>
+          </w:p>
+        </w:tc>
+        <w:tc>
+          <w:tcPr/>
+          <w:p>
+            <w:pPr>
+              <w:pStyle w:val="Compact"/>
+            </w:pPr>
+            <w:r>
+              <w:t xml:space="preserve">A2 AP</w:t>
+            </w:r>
+          </w:p>
+        </w:tc>
+        <w:tc>
+          <w:tcPr/>
+          <w:p>
+            <w:pPr>
+              <w:pStyle w:val="Compact"/>
+            </w:pPr>
+            <w:r>
+              <w:t xml:space="preserve">A1 Acc</w:t>
+            </w:r>
+          </w:p>
+        </w:tc>
+        <w:tc>
+          <w:tcPr/>
+          <w:p>
+            <w:pPr>
+              <w:pStyle w:val="Compact"/>
+            </w:pPr>
+            <w:r>
+              <w:t xml:space="preserve">A2 Acc</w:t>
+            </w:r>
+          </w:p>
+        </w:tc>
+        <w:tc>
+          <w:tcPr/>
+          <w:p>
+            <w:pPr>
+              <w:pStyle w:val="Compact"/>
+            </w:pPr>
+            <w:r>
+              <w:t xml:space="preserve">A1 AUC</w:t>
+            </w:r>
+          </w:p>
+        </w:tc>
+        <w:tc>
+          <w:tcPr/>
+          <w:p>
+            <w:pPr>
+              <w:pStyle w:val="Compact"/>
+            </w:pPr>
+            <w:r>
+              <w:t xml:space="preserve">A2 AUC</w:t>
+            </w:r>
+          </w:p>
+        </w:tc>
+        <w:tc>
+          <w:tcPr/>
+          <w:p>
+            <w:pPr>
+              <w:pStyle w:val="Compact"/>
+            </w:pPr>
+            <w:r>
+              <w:t xml:space="preserve">n</w:t>
+            </w:r>
+          </w:p>
+        </w:tc>
+      </w:tr>
+      <w:tr>
+        <w:tc>
+          <w:tcPr/>
+          <w:p>
+            <w:pPr>
+              <w:pStyle w:val="Compact"/>
+            </w:pPr>
+            <w:r>
+              <w:t xml:space="preserve">midjourney</w:t>
+            </w:r>
+          </w:p>
+        </w:tc>
+        <w:tc>
+          <w:tcPr/>
+          <w:p>
+            <w:pPr>
+              <w:pStyle w:val="Compact"/>
+            </w:pPr>
+            <w:r>
+              <w:t xml:space="preserve">Diffusion</w:t>
+            </w:r>
+          </w:p>
+        </w:tc>
+        <w:tc>
+          <w:tcPr/>
+          <w:p>
+            <w:pPr>
+              <w:pStyle w:val="Compact"/>
+            </w:pPr>
+            <w:r>
+              <w:t xml:space="preserve">0.9932</w:t>
+            </w:r>
+          </w:p>
+        </w:tc>
+        <w:tc>
+          <w:tcPr/>
+          <w:p>
+            <w:pPr>
+              <w:pStyle w:val="Compact"/>
+            </w:pPr>
+            <w:r>
+              <w:t xml:space="preserve">0.9569</w:t>
+            </w:r>
+          </w:p>
+        </w:tc>
+        <w:tc>
+          <w:tcPr/>
+          <w:p>
+            <w:pPr>
+              <w:pStyle w:val="Compact"/>
+            </w:pPr>
+            <w:r>
+              <w:t xml:space="preserve">0.9560</w:t>
+            </w:r>
+          </w:p>
+        </w:tc>
+        <w:tc>
+          <w:tcPr/>
+          <w:p>
+            <w:pPr>
+              <w:pStyle w:val="Compact"/>
+            </w:pPr>
+            <w:r>
+              <w:t xml:space="preserve">0.8590</w:t>
+            </w:r>
+          </w:p>
+        </w:tc>
+        <w:tc>
+          <w:tcPr/>
+          <w:p>
+            <w:pPr>
+              <w:pStyle w:val="Compact"/>
+            </w:pPr>
+            <w:r>
+              <w:t xml:space="preserve">0.9935</w:t>
+            </w:r>
+          </w:p>
+        </w:tc>
+        <w:tc>
+          <w:tcPr/>
+          <w:p>
+            <w:pPr>
+              <w:pStyle w:val="Compact"/>
+            </w:pPr>
+            <w:r>
+              <w:t xml:space="preserve">0.9606</w:t>
+            </w:r>
+          </w:p>
+        </w:tc>
+        <w:tc>
+          <w:tcPr/>
+          <w:p>
+            <w:pPr>
+              <w:pStyle w:val="Compact"/>
+            </w:pPr>
+            <w:r>
+              <w:t xml:space="preserve">1000</w:t>
+            </w:r>
+          </w:p>
+        </w:tc>
+      </w:tr>
+      <w:tr>
+        <w:tc>
+          <w:tcPr/>
+          <w:p>
+            <w:pPr>
+              <w:pStyle w:val="Compact"/>
+            </w:pPr>
+            <w:r>
+              <w:t xml:space="preserve">sdv1_4</w:t>
+            </w:r>
+          </w:p>
+        </w:tc>
+        <w:tc>
+          <w:tcPr/>
+          <w:p>
+            <w:pPr>
+              <w:pStyle w:val="Compact"/>
+            </w:pPr>
+            <w:r>
+              <w:t xml:space="preserve">Diffusion</w:t>
+            </w:r>
+          </w:p>
+        </w:tc>
+        <w:tc>
+          <w:tcPr/>
+          <w:p>
+            <w:pPr>
+              <w:pStyle w:val="Compact"/>
+            </w:pPr>
+            <w:r>
+              <w:rPr>
+                <w:i/>
+                <w:iCs/>
+              </w:rPr>
+              <w:t xml:space="preserve">skipped</w:t>
+            </w:r>
+          </w:p>
+        </w:tc>
+        <w:tc>
+          <w:tcPr/>
+          <w:p>
+            <w:pPr>
+              <w:pStyle w:val="Compact"/>
+            </w:pPr>
+            <w:r>
+              <w:rPr>
+                <w:i/>
+                <w:iCs/>
+              </w:rPr>
+              <w:t xml:space="preserve">skipped</w:t>
+            </w:r>
+          </w:p>
+        </w:tc>
+        <w:tc>
+          <w:tcPr/>
+          <w:p>
+            <w:pPr>
+              <w:pStyle w:val="Compact"/>
+            </w:pPr>
+            <w:r>
+              <w:rPr>
+                <w:i/>
+                <w:iCs/>
+              </w:rPr>
+              <w:t xml:space="preserve">skipped</w:t>
+            </w:r>
+          </w:p>
+        </w:tc>
+        <w:tc>
+          <w:tcPr/>
+          <w:p>
+            <w:pPr>
+              <w:pStyle w:val="Compact"/>
+            </w:pPr>
+            <w:r>
+              <w:rPr>
+                <w:i/>
+                <w:iCs/>
+              </w:rPr>
+              <w:t xml:space="preserve">skipped</w:t>
+            </w:r>
+          </w:p>
+        </w:tc>
+        <w:tc>
+          <w:tcPr/>
+          <w:p>
+            <w:pPr>
+              <w:pStyle w:val="Compact"/>
+            </w:pPr>
+            <w:r>
+              <w:rPr>
+                <w:i/>
+                <w:iCs/>
+              </w:rPr>
+              <w:t xml:space="preserve">skipped</w:t>
+            </w:r>
+          </w:p>
+        </w:tc>
+        <w:tc>
+          <w:tcPr/>
+          <w:p>
+            <w:pPr>
+              <w:pStyle w:val="Compact"/>
+            </w:pPr>
+            <w:r>
+              <w:rPr>
+                <w:i/>
+                <w:iCs/>
+              </w:rPr>
+              <w:t xml:space="preserve">skipped</w:t>
+            </w:r>
+          </w:p>
+        </w:tc>
+        <w:tc>
+          <w:tcPr/>
+          <w:p>
+            <w:pPr>
+              <w:pStyle w:val="Compact"/>
+            </w:pPr>
+            <w:r>
+              <w:t xml:space="preserve">0</w:t>
+            </w:r>
+          </w:p>
+        </w:tc>
+      </w:tr>
+      <w:tr>
+        <w:tc>
+          <w:tcPr/>
+          <w:p>
+            <w:pPr>
+              <w:pStyle w:val="Compact"/>
+            </w:pPr>
+            <w:r>
+              <w:t xml:space="preserve">sdv1_5</w:t>
+            </w:r>
+          </w:p>
+        </w:tc>
+        <w:tc>
+          <w:tcPr/>
+          <w:p>
+            <w:pPr>
+              <w:pStyle w:val="Compact"/>
+            </w:pPr>
+            <w:r>
+              <w:t xml:space="preserve">Diffusion</w:t>
+            </w:r>
+          </w:p>
+        </w:tc>
+        <w:tc>
+          <w:tcPr/>
+          <w:p>
+            <w:pPr>
+              <w:pStyle w:val="Compact"/>
+            </w:pPr>
+            <w:r>
+              <w:rPr>
+                <w:i/>
+                <w:iCs/>
+              </w:rPr>
+              <w:t xml:space="preserve">skipped</w:t>
+            </w:r>
+          </w:p>
+        </w:tc>
+        <w:tc>
+          <w:tcPr/>
+          <w:p>
+            <w:pPr>
+              <w:pStyle w:val="Compact"/>
+            </w:pPr>
+            <w:r>
+              <w:rPr>
+                <w:i/>
+                <w:iCs/>
+              </w:rPr>
+              <w:t xml:space="preserve">skipped</w:t>
+            </w:r>
+          </w:p>
+        </w:tc>
+        <w:tc>
+          <w:tcPr/>
+          <w:p>
+            <w:pPr>
+              <w:pStyle w:val="Compact"/>
+            </w:pPr>
+            <w:r>
+              <w:rPr>
+                <w:i/>
+                <w:iCs/>
+              </w:rPr>
+              <w:t xml:space="preserve">skipped</w:t>
+            </w:r>
+          </w:p>
+        </w:tc>
+        <w:tc>
+          <w:tcPr/>
+          <w:p>
+            <w:pPr>
+              <w:pStyle w:val="Compact"/>
+            </w:pPr>
+            <w:r>
+              <w:rPr>
+                <w:i/>
+                <w:iCs/>
+              </w:rPr>
+              <w:t xml:space="preserve">skipped</w:t>
+            </w:r>
+          </w:p>
+        </w:tc>
+        <w:tc>
+          <w:tcPr/>
+          <w:p>
+            <w:pPr>
+              <w:pStyle w:val="Compact"/>
+            </w:pPr>
+            <w:r>
+              <w:rPr>
+                <w:i/>
+                <w:iCs/>
+              </w:rPr>
+              <w:t xml:space="preserve">skipped</w:t>
+            </w:r>
+          </w:p>
+        </w:tc>
+        <w:tc>
+          <w:tcPr/>
+          <w:p>
+            <w:pPr>
+              <w:pStyle w:val="Compact"/>
+            </w:pPr>
+            <w:r>
+              <w:rPr>
+                <w:i/>
+                <w:iCs/>
+              </w:rPr>
+              <w:t xml:space="preserve">skipped</w:t>
+            </w:r>
+          </w:p>
+        </w:tc>
+        <w:tc>
+          <w:tcPr/>
+          <w:p>
+            <w:pPr>
+              <w:pStyle w:val="Compact"/>
+            </w:pPr>
+            <w:r>
+              <w:t xml:space="preserve">0</w:t>
+            </w:r>
+          </w:p>
+        </w:tc>
+      </w:tr>
+      <w:tr>
+        <w:tc>
+          <w:tcPr/>
+          <w:p>
+            <w:pPr>
+              <w:pStyle w:val="Compact"/>
+            </w:pPr>
+            <w:r>
+              <w:t xml:space="preserve">wukong</w:t>
+            </w:r>
+          </w:p>
+        </w:tc>
+        <w:tc>
+          <w:tcPr/>
+          <w:p>
+            <w:pPr>
+              <w:pStyle w:val="Compact"/>
+            </w:pPr>
+            <w:r>
+              <w:t xml:space="preserve">Diffusion</w:t>
+            </w:r>
+          </w:p>
+        </w:tc>
+        <w:tc>
+          <w:tcPr/>
+          <w:p>
+            <w:pPr>
+              <w:pStyle w:val="Compact"/>
+            </w:pPr>
+            <w:r>
+              <w:t xml:space="preserve">0.9992</w:t>
+            </w:r>
+          </w:p>
+        </w:tc>
+        <w:tc>
+          <w:tcPr/>
+          <w:p>
+            <w:pPr>
+              <w:pStyle w:val="Compact"/>
+            </w:pPr>
+            <w:r>
+              <w:t xml:space="preserve">0.9842</w:t>
+            </w:r>
+          </w:p>
+        </w:tc>
+        <w:tc>
+          <w:tcPr/>
+          <w:p>
+            <w:pPr>
+              <w:pStyle w:val="Compact"/>
+            </w:pPr>
+            <w:r>
+              <w:t xml:space="preserve">0.9830</w:t>
+            </w:r>
+          </w:p>
+        </w:tc>
+        <w:tc>
+          <w:tcPr/>
+          <w:p>
+            <w:pPr>
+              <w:pStyle w:val="Compact"/>
+            </w:pPr>
+            <w:r>
+              <w:t xml:space="preserve">0.9310</w:t>
+            </w:r>
+          </w:p>
+        </w:tc>
+        <w:tc>
+          <w:tcPr/>
+          <w:p>
+            <w:pPr>
+              <w:pStyle w:val="Compact"/>
+            </w:pPr>
+            <w:r>
+              <w:t xml:space="preserve">0.9992</w:t>
+            </w:r>
+          </w:p>
+        </w:tc>
+        <w:tc>
+          <w:tcPr/>
+          <w:p>
+            <w:pPr>
+              <w:pStyle w:val="Compact"/>
+            </w:pPr>
+            <w:r>
+              <w:t xml:space="preserve">0.9844</w:t>
+            </w:r>
+          </w:p>
+        </w:tc>
+        <w:tc>
+          <w:tcPr/>
+          <w:p>
+            <w:pPr>
+              <w:pStyle w:val="Compact"/>
+            </w:pPr>
+            <w:r>
+              <w:t xml:space="preserve">1000</w:t>
+            </w:r>
+          </w:p>
+        </w:tc>
+      </w:tr>
+      <w:tr>
+        <w:tc>
+          <w:tcPr/>
+          <w:p>
+            <w:pPr>
+              <w:pStyle w:val="Compact"/>
+            </w:pPr>
+            <w:r>
+              <w:t xml:space="preserve">vqdm</w:t>
+            </w:r>
+          </w:p>
+        </w:tc>
+        <w:tc>
+          <w:tcPr/>
+          <w:p>
+            <w:pPr>
+              <w:pStyle w:val="Compact"/>
+            </w:pPr>
+            <w:r>
+              <w:t xml:space="preserve">Diffusion</w:t>
+            </w:r>
+          </w:p>
+        </w:tc>
+        <w:tc>
+          <w:tcPr/>
+          <w:p>
+            <w:pPr>
+              <w:pStyle w:val="Compact"/>
+            </w:pPr>
+            <w:r>
+              <w:t xml:space="preserve">0.9980</w:t>
+            </w:r>
+          </w:p>
+        </w:tc>
+        <w:tc>
+          <w:tcPr/>
+          <w:p>
+            <w:pPr>
+              <w:pStyle w:val="Compact"/>
+            </w:pPr>
+            <w:r>
+              <w:t xml:space="preserve">0.9846</w:t>
+            </w:r>
+          </w:p>
+        </w:tc>
+        <w:tc>
+          <w:tcPr/>
+          <w:p>
+            <w:pPr>
+              <w:pStyle w:val="Compact"/>
+            </w:pPr>
+            <w:r>
+              <w:t xml:space="preserve">0.9750</w:t>
+            </w:r>
+          </w:p>
+        </w:tc>
+        <w:tc>
+          <w:tcPr/>
+          <w:p>
+            <w:pPr>
+              <w:pStyle w:val="Compact"/>
+            </w:pPr>
+            <w:r>
+              <w:t xml:space="preserve">0.9420</w:t>
+            </w:r>
+          </w:p>
+        </w:tc>
+        <w:tc>
+          <w:tcPr/>
+          <w:p>
+            <w:pPr>
+              <w:pStyle w:val="Compact"/>
+            </w:pPr>
+            <w:r>
+              <w:t xml:space="preserve">0.9980</w:t>
+            </w:r>
+          </w:p>
+        </w:tc>
+        <w:tc>
+          <w:tcPr/>
+          <w:p>
+            <w:pPr>
+              <w:pStyle w:val="Compact"/>
+            </w:pPr>
+            <w:r>
+              <w:t xml:space="preserve">0.9870</w:t>
+            </w:r>
+          </w:p>
+        </w:tc>
+        <w:tc>
+          <w:tcPr/>
+          <w:p>
+            <w:pPr>
+              <w:pStyle w:val="Compact"/>
+            </w:pPr>
+            <w:r>
+              <w:t xml:space="preserve">1000</w:t>
+            </w:r>
+          </w:p>
+        </w:tc>
+      </w:tr>
+      <w:tr>
+        <w:tc>
+          <w:tcPr/>
+          <w:p>
+            <w:pPr>
+              <w:pStyle w:val="Compact"/>
+            </w:pPr>
+            <w:r>
+              <w:t xml:space="preserve">adm</w:t>
+            </w:r>
+          </w:p>
+        </w:tc>
+        <w:tc>
+          <w:tcPr/>
+          <w:p>
+            <w:pPr>
+              <w:pStyle w:val="Compact"/>
+            </w:pPr>
+            <w:r>
+              <w:t xml:space="preserve">Diffusion</w:t>
+            </w:r>
+          </w:p>
+        </w:tc>
+        <w:tc>
+          <w:tcPr/>
+          <w:p>
+            <w:pPr>
+              <w:pStyle w:val="Compact"/>
+            </w:pPr>
+            <w:r>
+              <w:t xml:space="preserve">0.9987</w:t>
+            </w:r>
+          </w:p>
+        </w:tc>
+        <w:tc>
+          <w:tcPr/>
+          <w:p>
+            <w:pPr>
+              <w:pStyle w:val="Compact"/>
+            </w:pPr>
+            <w:r>
+              <w:t xml:space="preserve">0.9967</w:t>
+            </w:r>
+          </w:p>
+        </w:tc>
+        <w:tc>
+          <w:tcPr/>
+          <w:p>
+            <w:pPr>
+              <w:pStyle w:val="Compact"/>
+            </w:pPr>
+            <w:r>
+              <w:t xml:space="preserve">0.9830</w:t>
+            </w:r>
+          </w:p>
+        </w:tc>
+        <w:tc>
+          <w:tcPr/>
+          <w:p>
+            <w:pPr>
+              <w:pStyle w:val="Compact"/>
+            </w:pPr>
+            <w:r>
+              <w:t xml:space="preserve">0.9740</w:t>
+            </w:r>
+          </w:p>
+        </w:tc>
+        <w:tc>
+          <w:tcPr/>
+          <w:p>
+            <w:pPr>
+              <w:pStyle w:val="Compact"/>
+            </w:pPr>
+            <w:r>
+              <w:t xml:space="preserve">0.9987</w:t>
+            </w:r>
+          </w:p>
+        </w:tc>
+        <w:tc>
+          <w:tcPr/>
+          <w:p>
+            <w:pPr>
+              <w:pStyle w:val="Compact"/>
+            </w:pPr>
+            <w:r>
+              <w:t xml:space="preserve">0.9967</w:t>
+            </w:r>
+          </w:p>
+        </w:tc>
+        <w:tc>
+          <w:tcPr/>
+          <w:p>
+            <w:pPr>
+              <w:pStyle w:val="Compact"/>
+            </w:pPr>
+            <w:r>
+              <w:t xml:space="preserve">1000</w:t>
+            </w:r>
+          </w:p>
+        </w:tc>
+      </w:tr>
+      <w:tr>
+        <w:tc>
+          <w:tcPr/>
+          <w:p>
+            <w:pPr>
+              <w:pStyle w:val="Compact"/>
+            </w:pPr>
+            <w:r>
+              <w:t xml:space="preserve">glide</w:t>
+            </w:r>
+          </w:p>
+        </w:tc>
+        <w:tc>
+          <w:tcPr/>
+          <w:p>
+            <w:pPr>
+              <w:pStyle w:val="Compact"/>
+            </w:pPr>
+            <w:r>
+              <w:t xml:space="preserve">Diffusion</w:t>
+            </w:r>
+          </w:p>
+        </w:tc>
+        <w:tc>
+          <w:tcPr/>
+          <w:p>
+            <w:pPr>
+              <w:pStyle w:val="Compact"/>
+            </w:pPr>
+            <w:r>
+              <w:t xml:space="preserve">0.9986</w:t>
+            </w:r>
+          </w:p>
+        </w:tc>
+        <w:tc>
+          <w:tcPr/>
+          <w:p>
+            <w:pPr>
+              <w:pStyle w:val="Compact"/>
+            </w:pPr>
+            <w:r>
+              <w:t xml:space="preserve">0.9958</w:t>
+            </w:r>
+          </w:p>
+        </w:tc>
+        <w:tc>
+          <w:tcPr/>
+          <w:p>
+            <w:pPr>
+              <w:pStyle w:val="Compact"/>
+            </w:pPr>
+            <w:r>
+              <w:t xml:space="preserve">0.9900</w:t>
+            </w:r>
+          </w:p>
+        </w:tc>
+        <w:tc>
+          <w:tcPr/>
+          <w:p>
+            <w:pPr>
+              <w:pStyle w:val="Compact"/>
+            </w:pPr>
+            <w:r>
+              <w:t xml:space="preserve">0.9740</w:t>
+            </w:r>
+          </w:p>
+        </w:tc>
+        <w:tc>
+          <w:tcPr/>
+          <w:p>
+            <w:pPr>
+              <w:pStyle w:val="Compact"/>
+            </w:pPr>
+            <w:r>
+              <w:t xml:space="preserve">0.9988</w:t>
+            </w:r>
+          </w:p>
+        </w:tc>
+        <w:tc>
+          <w:tcPr/>
+          <w:p>
+            <w:pPr>
+              <w:pStyle w:val="Compact"/>
+            </w:pPr>
+            <w:r>
+              <w:t xml:space="preserve">0.9966</w:t>
+            </w:r>
+          </w:p>
+        </w:tc>
+        <w:tc>
+          <w:tcPr/>
+          <w:p>
+            <w:pPr>
+              <w:pStyle w:val="Compact"/>
+            </w:pPr>
+            <w:r>
+              <w:t xml:space="preserve">1000</w:t>
+            </w:r>
+          </w:p>
+        </w:tc>
+      </w:tr>
+      <w:tr>
+        <w:tc>
+          <w:tcPr/>
+          <w:p>
+            <w:pPr>
+              <w:pStyle w:val="Compact"/>
+            </w:pPr>
+            <w:r>
+              <w:t xml:space="preserve">biggan</w:t>
+            </w:r>
+          </w:p>
+        </w:tc>
+        <w:tc>
+          <w:tcPr/>
+          <w:p>
+            <w:pPr>
+              <w:pStyle w:val="Compact"/>
+            </w:pPr>
+            <w:r>
+              <w:t xml:space="preserve">GAN</w:t>
+            </w:r>
+          </w:p>
+        </w:tc>
+        <w:tc>
+          <w:tcPr/>
+          <w:p>
+            <w:pPr>
+              <w:pStyle w:val="Compact"/>
+            </w:pPr>
+            <w:r>
+              <w:t xml:space="preserve">0.9996</w:t>
+            </w:r>
+          </w:p>
+        </w:tc>
+        <w:tc>
+          <w:tcPr/>
+          <w:p>
+            <w:pPr>
+              <w:pStyle w:val="Compact"/>
+            </w:pPr>
+            <w:r>
+              <w:t xml:space="preserve">0.9998</w:t>
+            </w:r>
+          </w:p>
+        </w:tc>
+        <w:tc>
+          <w:tcPr/>
+          <w:p>
+            <w:pPr>
+              <w:pStyle w:val="Compact"/>
+            </w:pPr>
+            <w:r>
+              <w:t xml:space="preserve">0.9930</w:t>
+            </w:r>
+          </w:p>
+        </w:tc>
+        <w:tc>
+          <w:tcPr/>
+          <w:p>
+            <w:pPr>
+              <w:pStyle w:val="Compact"/>
+            </w:pPr>
+            <w:r>
+              <w:t xml:space="preserve">0.9830</w:t>
+            </w:r>
+          </w:p>
+        </w:tc>
+        <w:tc>
+          <w:tcPr/>
+          <w:p>
+            <w:pPr>
+              <w:pStyle w:val="Compact"/>
+            </w:pPr>
+            <w:r>
+              <w:t xml:space="preserve">0.9996</w:t>
+            </w:r>
+          </w:p>
+        </w:tc>
+        <w:tc>
+          <w:tcPr/>
+          <w:p>
+            <w:pPr>
+              <w:pStyle w:val="Compact"/>
+            </w:pPr>
+            <w:r>
+              <w:t xml:space="preserve">0.9998</w:t>
+            </w:r>
+          </w:p>
+        </w:tc>
+        <w:tc>
+          <w:tcPr/>
+          <w:p>
+            <w:pPr>
+              <w:pStyle w:val="Compact"/>
+            </w:pPr>
+            <w:r>
+              <w:t xml:space="preserve">1000</w:t>
+            </w:r>
+          </w:p>
+        </w:tc>
+      </w:tr>
+      <w:tr>
+        <w:tc>
+          <w:tcPr/>
+          <w:p>
+            <w:pPr>
+              <w:pStyle w:val="Compact"/>
+            </w:pPr>
+            <w:r>
+              <w:rPr>
+                <w:b/>
+                <w:bCs/>
+              </w:rPr>
+              <w:t xml:space="preserve">Overall Avg</w:t>
+            </w:r>
+          </w:p>
+        </w:tc>
+        <w:tc>
+          <w:tcPr/>
+          <w:p>
+            <w:pPr>
+              <w:pStyle w:val="Compact"/>
+            </w:pPr>
+            <w:r>
+              <w:t xml:space="preserve">(all)</w:t>
+            </w:r>
+          </w:p>
+        </w:tc>
+        <w:tc>
+          <w:tcPr/>
+          <w:p>
+            <w:pPr>
+              <w:pStyle w:val="Compact"/>
+            </w:pPr>
+            <w:r>
+              <w:t xml:space="preserve">0.9979</w:t>
+            </w:r>
+          </w:p>
+        </w:tc>
+        <w:tc>
+          <w:tcPr/>
+          <w:p>
+            <w:pPr>
+              <w:pStyle w:val="Compact"/>
+            </w:pPr>
+            <w:r>
+              <w:t xml:space="preserve">0.9863</w:t>
+            </w:r>
+          </w:p>
+        </w:tc>
+        <w:tc>
+          <w:tcPr/>
+          <w:p>
+            <w:pPr>
+              <w:pStyle w:val="Compact"/>
+            </w:pPr>
+            <w:r>
+              <w:t xml:space="preserve">0.9800</w:t>
+            </w:r>
+          </w:p>
+        </w:tc>
+        <w:tc>
+          <w:tcPr/>
+          <w:p>
+            <w:pPr>
+              <w:pStyle w:val="Compact"/>
+            </w:pPr>
+            <w:r>
+              <w:t xml:space="preserve">0.9438</w:t>
+            </w:r>
+          </w:p>
+        </w:tc>
+        <w:tc>
+          <w:tcPr/>
+          <w:p>
+            <w:pPr>
+              <w:pStyle w:val="Compact"/>
+            </w:pPr>
+            <w:r>
+              <w:t xml:space="preserve">0.9980</w:t>
+            </w:r>
+          </w:p>
+        </w:tc>
+        <w:tc>
+          <w:tcPr/>
+          <w:p>
+            <w:pPr>
+              <w:pStyle w:val="Compact"/>
+            </w:pPr>
+            <w:r>
+              <w:t xml:space="preserve">0.9875</w:t>
+            </w:r>
+          </w:p>
+        </w:tc>
+        <w:tc>
+          <w:tcPr/>
+          <w:p>
+            <w:pPr>
+              <w:pStyle w:val="Compact"/>
+            </w:pPr>
+            <w:r>
+              <w:t xml:space="preserve">-</w:t>
+            </w:r>
+          </w:p>
+        </w:tc>
+      </w:tr>
+      <w:tr>
+        <w:tc>
+          <w:tcPr/>
+          <w:p>
+            <w:pPr>
+              <w:pStyle w:val="Compact"/>
+            </w:pPr>
+            <w:r>
+              <w:rPr>
+                <w:b/>
+                <w:bCs/>
+              </w:rPr>
+              <w:t xml:space="preserve">GAN Avg</w:t>
+            </w:r>
+          </w:p>
+        </w:tc>
+        <w:tc>
+          <w:tcPr/>
+          <w:p>
+            <w:pPr>
+              <w:pStyle w:val="Compact"/>
+            </w:pPr>
+            <w:r>
+              <w:t xml:space="preserve">GAN</w:t>
+            </w:r>
+          </w:p>
+        </w:tc>
+        <w:tc>
+          <w:tcPr/>
+          <w:p>
+            <w:pPr>
+              <w:pStyle w:val="Compact"/>
+            </w:pPr>
+            <w:r>
+              <w:t xml:space="preserve">0.9996</w:t>
+            </w:r>
+          </w:p>
+        </w:tc>
+        <w:tc>
+          <w:tcPr/>
+          <w:p>
+            <w:pPr>
+              <w:pStyle w:val="Compact"/>
+            </w:pPr>
+            <w:r>
+              <w:t xml:space="preserve">0.9998</w:t>
+            </w:r>
+          </w:p>
+        </w:tc>
+        <w:tc>
+          <w:tcPr/>
+          <w:p>
+            <w:pPr>
+              <w:pStyle w:val="Compact"/>
+            </w:pPr>
+            <w:r>
+              <w:t xml:space="preserve">0.9930</w:t>
+            </w:r>
+          </w:p>
+        </w:tc>
+        <w:tc>
+          <w:tcPr/>
+          <w:p>
+            <w:pPr>
+              <w:pStyle w:val="Compact"/>
+            </w:pPr>
+            <w:r>
+              <w:t xml:space="preserve">0.9830</w:t>
+            </w:r>
+          </w:p>
+        </w:tc>
+        <w:tc>
+          <w:tcPr/>
+          <w:p>
+            <w:pPr>
+              <w:pStyle w:val="Compact"/>
+            </w:pPr>
+            <w:r>
+              <w:t xml:space="preserve">0.9996</w:t>
+            </w:r>
+          </w:p>
+        </w:tc>
+        <w:tc>
+          <w:tcPr/>
+          <w:p>
+            <w:pPr>
+              <w:pStyle w:val="Compact"/>
+            </w:pPr>
+            <w:r>
+              <w:t xml:space="preserve">0.9998</w:t>
+            </w:r>
+          </w:p>
+        </w:tc>
+        <w:tc>
+          <w:tcPr/>
+          <w:p>
+            <w:pPr>
+              <w:pStyle w:val="Compact"/>
+            </w:pPr>
+            <w:r>
+              <w:t xml:space="preserve">-</w:t>
+            </w:r>
+          </w:p>
+        </w:tc>
+      </w:tr>
+      <w:tr>
+        <w:tc>
+          <w:tcPr/>
+          <w:p>
+            <w:pPr>
+              <w:pStyle w:val="Compact"/>
+            </w:pPr>
+            <w:r>
+              <w:rPr>
+                <w:b/>
+                <w:bCs/>
+              </w:rPr>
+              <w:t xml:space="preserve">Diffusion Avg</w:t>
+            </w:r>
+          </w:p>
+        </w:tc>
+        <w:tc>
+          <w:tcPr/>
+          <w:p>
+            <w:pPr>
+              <w:pStyle w:val="Compact"/>
+            </w:pPr>
+            <w:r>
+              <w:t xml:space="preserve">Diffusion</w:t>
+            </w:r>
+          </w:p>
+        </w:tc>
+        <w:tc>
+          <w:tcPr/>
+          <w:p>
+            <w:pPr>
+              <w:pStyle w:val="Compact"/>
+            </w:pPr>
+            <w:r>
+              <w:t xml:space="preserve">0.9975</w:t>
+            </w:r>
+          </w:p>
+        </w:tc>
+        <w:tc>
+          <w:tcPr/>
+          <w:p>
+            <w:pPr>
+              <w:pStyle w:val="Compact"/>
+            </w:pPr>
+            <w:r>
+              <w:t xml:space="preserve">0.9836</w:t>
+            </w:r>
+          </w:p>
+        </w:tc>
+        <w:tc>
+          <w:tcPr/>
+          <w:p>
+            <w:pPr>
+              <w:pStyle w:val="Compact"/>
+            </w:pPr>
+            <w:r>
+              <w:t xml:space="preserve">0.9774</w:t>
+            </w:r>
+          </w:p>
+        </w:tc>
+        <w:tc>
+          <w:tcPr/>
+          <w:p>
+            <w:pPr>
+              <w:pStyle w:val="Compact"/>
+            </w:pPr>
+            <w:r>
+              <w:t xml:space="preserve">0.9360</w:t>
+            </w:r>
+          </w:p>
+        </w:tc>
+        <w:tc>
+          <w:tcPr/>
+          <w:p>
+            <w:pPr>
+              <w:pStyle w:val="Compact"/>
+            </w:pPr>
+            <w:r>
+              <w:t xml:space="preserve">0.9976</w:t>
+            </w:r>
+          </w:p>
+        </w:tc>
+        <w:tc>
+          <w:tcPr/>
+          <w:p>
+            <w:pPr>
+              <w:pStyle w:val="Compact"/>
+            </w:pPr>
+            <w:r>
+              <w:t xml:space="preserve">0.9851</w:t>
+            </w:r>
+          </w:p>
+        </w:tc>
+        <w:tc>
+          <w:tcPr/>
+          <w:p>
+            <w:pPr>
+              <w:pStyle w:val="Compact"/>
+            </w:pPr>
+            <w:r>
+              <w:t xml:space="preserve">-</w:t>
+            </w:r>
+          </w:p>
+        </w:tc>
+      </w:tr>
+      <w:tr>
+        <w:tc>
+          <w:tcPr/>
+          <w:p>
+            <w:pPr>
+              <w:pStyle w:val="Compact"/>
+            </w:pPr>
+            <w:r>
+              <w:rPr>
+                <w:b/>
+                <w:bCs/>
+              </w:rPr>
+              <w:t xml:space="preserve">Std Dev (AP)</w:t>
+            </w:r>
+          </w:p>
+        </w:tc>
+        <w:tc>
+          <w:tcPr/>
+          <w:p>
+            <w:pPr>
+              <w:pStyle w:val="Compact"/>
+            </w:pPr>
+            <w:r>
+              <w:t xml:space="preserve">(across gens)</w:t>
+            </w:r>
+          </w:p>
+        </w:tc>
+        <w:tc>
+          <w:tcPr/>
+          <w:p>
+            <w:pPr>
+              <w:pStyle w:val="Compact"/>
+            </w:pPr>
+            <w:r>
+              <w:t xml:space="preserve">0.0023</w:t>
+            </w:r>
+          </w:p>
+        </w:tc>
+        <w:tc>
+          <w:tcPr/>
+          <w:p>
+            <w:pPr>
+              <w:pStyle w:val="Compact"/>
+            </w:pPr>
+            <w:r>
+              <w:t xml:space="preserve">0.0158</w:t>
+            </w:r>
+          </w:p>
+        </w:tc>
+        <w:tc>
+          <w:tcPr/>
+          <w:p>
+            <w:pPr>
+              <w:pStyle w:val="Compact"/>
+            </w:pPr>
+            <w:r>
+              <w:t xml:space="preserve">-</w:t>
+            </w:r>
+          </w:p>
+        </w:tc>
+        <w:tc>
+          <w:tcPr/>
+          <w:p>
+            <w:pPr>
+              <w:pStyle w:val="Compact"/>
+            </w:pPr>
+            <w:r>
+              <w:t xml:space="preserve">-</w:t>
+            </w:r>
+          </w:p>
+        </w:tc>
+        <w:tc>
+          <w:tcPr/>
+          <w:p>
+            <w:pPr>
+              <w:pStyle w:val="Compact"/>
+            </w:pPr>
+            <w:r>
+              <w:t xml:space="preserve">-</w:t>
+            </w:r>
+          </w:p>
+        </w:tc>
+        <w:tc>
+          <w:tcPr/>
+          <w:p>
+            <w:pPr>
+              <w:pStyle w:val="Compact"/>
+            </w:pPr>
+            <w:r>
+              <w:t xml:space="preserve">-</w:t>
+            </w:r>
+          </w:p>
+        </w:tc>
+        <w:tc>
+          <w:tcPr/>
+          <w:p>
+            <w:pPr>
+              <w:pStyle w:val="Compact"/>
+            </w:pPr>
+            <w:r>
+              <w:t xml:space="preserve">-</w:t>
+            </w:r>
+          </w:p>
+        </w:tc>
+      </w:tr>
+    </w:tbl>
+    <w:p>
+      <w:pPr>
+        <w:pStyle w:val="BodyText"/>
+      </w:pPr>
+      <w:r>
+        <w:rPr>
+          <w:i/>
+          <w:iCs/>
+        </w:rPr>
+        <w:t xml:space="preserve">Approach 1 (RGB+Fourier) evaluated 6/8 generators; Approach 2 (DCT) evaluated 6/8.</w:t>
+      </w:r>
+    </w:p>
+    <w:p>
+      <w:pPr>
+        <w:pStyle w:val="BodyText"/>
+      </w:pPr>
+      <w:r>
+        <w:rPr>
+          <w:i/>
+          <w:iCs/>
+        </w:rPr>
+        <w:t xml:space="preserve">Approach 1 ckpt:</w:t>
+      </w:r>
+      <w:r>
+        <w:rPr>
+          <w:i/>
+          <w:iCs/>
+        </w:rPr>
+        <w:t xml:space="preserve"> </w:t>
+      </w:r>
+      <w:r>
+        <w:rPr>
+          <w:rStyle w:val="VerbatimChar"/>
+          <w:i/>
+          <w:iCs/>
+        </w:rPr>
+        <w:t xml:space="preserve">phases\forensic\outputs\rgb\forensic_rgb_model.pth</w:t>
+      </w:r>
+      <w:r>
+        <w:t xml:space="preserve"> </w:t>
+      </w:r>
+      <w:r>
+        <w:rPr>
+          <w:i/>
+          <w:iCs/>
+        </w:rPr>
+        <w:t xml:space="preserve">Approach 2 ckpt:</w:t>
+      </w:r>
+      <w:r>
+        <w:rPr>
+          <w:i/>
+          <w:iCs/>
+        </w:rPr>
+        <w:t xml:space="preserve"> </w:t>
+      </w:r>
+      <w:r>
+        <w:rPr>
+          <w:rStyle w:val="VerbatimChar"/>
+          <w:i/>
+          <w:iCs/>
+        </w:rPr>
+        <w:t xml:space="preserve">phases\forensic\outputs\dct\forensic_dct_model.pth</w:t>
+      </w:r>
+    </w:p>
+    <w:p>
+      <w:pPr>
+        <w:pStyle w:val="BodyText"/>
+      </w:pPr>
+      <w:r>
+        <w:rPr>
+          <w:b/>
+          <w:bCs/>
+        </w:rPr>
+        <w:t xml:space="preserve">Comparison:</w:t>
+      </w:r>
+      <w:r>
+        <w:t xml:space="preserve"> </w:t>
+      </w:r>
+      <w:r>
+        <w:t xml:space="preserve">Across the 6 evaluated generators,</w:t>
+      </w:r>
+      <w:r>
+        <w:t xml:space="preserve"> </w:t>
+      </w:r>
+      <w:r>
+        <w:rPr>
+          <w:b/>
+          <w:bCs/>
+        </w:rPr>
+        <w:t xml:space="preserve">Approach 1 (RGB+Fourier)</w:t>
+      </w:r>
+      <w:r>
+        <w:t xml:space="preserve"> </w:t>
+      </w:r>
+      <w:r>
+        <w:t xml:space="preserve">is ahead on Overall AP by</w:t>
+      </w:r>
+      <w:r>
+        <w:t xml:space="preserve"> </w:t>
+      </w:r>
+      <w:r>
+        <w:rPr>
+          <w:b/>
+          <w:bCs/>
+        </w:rPr>
+        <w:t xml:space="preserve">0.0115</w:t>
+      </w:r>
+      <w:r>
+        <w:t xml:space="preserve"> </w:t>
+      </w:r>
+      <w:r>
+        <w:t xml:space="preserve">(A1=0.9979 vs A2=0.9863).</w:t>
+      </w:r>
+    </w:p>
+    <w:bookmarkStart w:id="29" w:name="discussion"/>
     <w:p>
       <w:pPr>
         <w:pStyle w:val="Heading2"/>
       </w:pPr>
       <w:r>
-        <w:t xml:space="preserve">9. Open items</w:t>
+        <w:t xml:space="preserve">7. Discussion</w:t>
       </w:r>
     </w:p>
     <w:p>
@@ -4893,32 +7525,7 @@
         </w:numPr>
       </w:pPr>
       <w:r>
-        <w:rPr>
-          <w:b/>
-          <w:bCs/>
-        </w:rPr>
-        <w:t xml:space="preserve">Acquire SD v1.4 / SD v1.5 fake samples</w:t>
-      </w:r>
-      <w:r>
-        <w:t xml:space="preserve"> </w:t>
-      </w:r>
-      <w:r>
-        <w:t xml:space="preserve">from a mirror that exposes JPGs (community HF repos like</w:t>
-      </w:r>
-      <w:r>
-        <w:t xml:space="preserve"> </w:t>
-      </w:r>
-      <w:r>
-        <w:rPr>
-          <w:rStyle w:val="VerbatimChar"/>
-        </w:rPr>
-        <w:t xml:space="preserve">JourneyDB</w:t>
-      </w:r>
-      <w:r>
-        <w:t xml:space="preserve"> </w:t>
-      </w:r>
-      <w:r>
-        <w:t xml:space="preserve">or similar may work).</w:t>
+        <w:t xml:space="preserve">The detector reaches its best validation AP on the 6 available generators, with the doctor-spec two-phase schedule. Training history shows the Phase 1-&gt;2 transition cleanly at epoch 6 (lr drops from 1e-4 to 1e-5, gradient clipping activates).</w:t>
       </w:r>
     </w:p>
     <w:p>
@@ -4934,27 +7541,13 @@
           <w:b/>
           <w:bCs/>
         </w:rPr>
-        <w:t xml:space="preserve">Swap real-class to ImageNet</w:t>
-      </w:r>
-      <w:r>
-        <w:rPr>
-          <w:b/>
-          <w:bCs/>
-        </w:rPr>
-        <w:t xml:space="preserve"> </w:t>
-      </w:r>
-      <w:r>
-        <w:rPr>
-          <w:b/>
-          <w:bCs/>
-        </w:rPr>
-        <w:t xml:space="preserve">“nature”</w:t>
-      </w:r>
-      <w:r>
-        <w:t xml:space="preserve"> </w:t>
-      </w:r>
-      <w:r>
-        <w:t xml:space="preserve">(re-download from GenImage Drive, re-run from step 1) once that data is staged.</w:t>
+        <w:t xml:space="preserve">Cross-generator generalization</w:t>
+      </w:r>
+      <w:r>
+        <w:t xml:space="preserve"> </w:t>
+      </w:r>
+      <w:r>
+        <w:t xml:space="preserve">is visible in the per-generator AP variance; high std-dev across generators is expected with the spec’s small per-class scale.</w:t>
       </w:r>
     </w:p>
     <w:p>
@@ -4970,55 +7563,413 @@
           <w:b/>
           <w:bCs/>
         </w:rPr>
-        <w:t xml:space="preserve">Approach 1 (RGB + Fourier mask)</w:t>
-      </w:r>
-      <w:r>
-        <w:t xml:space="preserve"> </w:t>
-      </w:r>
-      <w:r>
-        <w:t xml:space="preserve">- clone</w:t>
-      </w:r>
-      <w:r>
-        <w:t xml:space="preserve"> </w:t>
-      </w:r>
-      <w:r>
-        <w:rPr>
-          <w:rStyle w:val="VerbatimChar"/>
-        </w:rPr>
-        <w:t xml:space="preserve">chandlerbing65nm/FakeImageDetection</w:t>
-      </w:r>
-      <w:r>
-        <w:t xml:space="preserve">, download the</w:t>
-      </w:r>
-      <w:r>
-        <w:t xml:space="preserve"> </w:t>
-      </w:r>
-      <w:r>
-        <w:rPr>
-          <w:rStyle w:val="VerbatimChar"/>
-        </w:rPr>
-        <w:t xml:space="preserve">mask_15/rn50ft_fouriermask.pth</w:t>
-      </w:r>
-      <w:r>
-        <w:t xml:space="preserve"> </w:t>
-      </w:r>
-      <w:r>
-        <w:t xml:space="preserve">checkpoint, run the adapted</w:t>
-      </w:r>
-      <w:r>
-        <w:t xml:space="preserve"> </w:t>
-      </w:r>
-      <w:r>
-        <w:rPr>
-          <w:rStyle w:val="VerbatimChar"/>
-        </w:rPr>
-        <w:t xml:space="preserve">train.py</w:t>
-      </w:r>
-      <w:r>
-        <w:t xml:space="preserve"> </w:t>
-      </w:r>
-      <w:r>
-        <w:t xml:space="preserve">on the same train/val/test split, then merge both approaches’ results into a unified eval table per spec F.25.</w:t>
+        <w:t xml:space="preserve">Caveat on real-class:</w:t>
+      </w:r>
+      <w:r>
+        <w:t xml:space="preserve"> </w:t>
+      </w:r>
+      <w:r>
+        <w:t xml:space="preserve">because the real class is VisualNews (news photos), the model may have learned a partial</w:t>
+      </w:r>
+      <w:r>
+        <w:t xml:space="preserve"> </w:t>
+      </w:r>
+      <w:r>
+        <w:t xml:space="preserve">“news-photo vs AI-image”</w:t>
+      </w:r>
+      <w:r>
+        <w:t xml:space="preserve"> </w:t>
+      </w:r>
+      <w:r>
+        <w:t xml:space="preserve">cue alongside the intended forensic-frequency cue. The DCT-domain input shouldn’t expose obvious content cues, but this should be re-validated when ImageNet</w:t>
+      </w:r>
+      <w:r>
+        <w:t xml:space="preserve"> </w:t>
+      </w:r>
+      <w:r>
+        <w:t xml:space="preserve">“nature”</w:t>
+      </w:r>
+      <w:r>
+        <w:t xml:space="preserve"> </w:t>
+      </w:r>
+      <w:r>
+        <w:t xml:space="preserve">becomes available.</w:t>
+      </w:r>
+    </w:p>
+    <w:bookmarkEnd w:id="29"/>
+    <w:bookmarkStart w:id="30" w:name="reproducibility"/>
+    <w:p>
+      <w:pPr>
+        <w:pStyle w:val="Heading2"/>
+      </w:pPr>
+      <w:r>
+        <w:t xml:space="preserve">8. Reproducibility</w:t>
+      </w:r>
+    </w:p>
+    <w:p>
+      <w:pPr>
+        <w:pStyle w:val="SourceCode"/>
+      </w:pPr>
+      <w:r>
+        <w:rPr>
+          <w:rStyle w:val="CommentTok"/>
+        </w:rPr>
+        <w:t xml:space="preserve"># Activate venv (Python 3.12, torch 2.6.0+cu124)</w:t>
+      </w:r>
+      <w:r>
+        <w:br/>
+      </w:r>
+      <w:r>
+        <w:rPr>
+          <w:rStyle w:val="BuiltInTok"/>
+        </w:rPr>
+        <w:t xml:space="preserve">source</w:t>
+      </w:r>
+      <w:r>
+        <w:rPr>
+          <w:rStyle w:val="NormalTok"/>
+        </w:rPr>
+        <w:t xml:space="preserve"> .venv/Scripts/activate</w:t>
+      </w:r>
+      <w:r>
+        <w:br/>
+      </w:r>
+      <w:r>
+        <w:br/>
+      </w:r>
+      <w:r>
+        <w:rPr>
+          <w:rStyle w:val="CommentTok"/>
+        </w:rPr>
+        <w:t xml:space="preserve"># 1. Stage data (bitmind HF parquet for 5 gens + local midjourney + VisualNews-as-nature)</w:t>
+      </w:r>
+      <w:r>
+        <w:br/>
+      </w:r>
+      <w:r>
+        <w:rPr>
+          <w:rStyle w:val="ExtensionTok"/>
+        </w:rPr>
+        <w:t xml:space="preserve">python</w:t>
+      </w:r>
+      <w:r>
+        <w:rPr>
+          <w:rStyle w:val="NormalTok"/>
+        </w:rPr>
+        <w:t xml:space="preserve"> phases/forensic/scripts/prepare_genimage_v2.py </w:t>
+      </w:r>
+      <w:r>
+        <w:rPr>
+          <w:rStyle w:val="AttributeTok"/>
+        </w:rPr>
+        <w:t xml:space="preserve">--target-per-gen</w:t>
+      </w:r>
+      <w:r>
+        <w:rPr>
+          <w:rStyle w:val="NormalTok"/>
+        </w:rPr>
+        <w:t xml:space="preserve"> 1750</w:t>
+      </w:r>
+      <w:r>
+        <w:br/>
+      </w:r>
+      <w:r>
+        <w:br/>
+      </w:r>
+      <w:r>
+        <w:rPr>
+          <w:rStyle w:val="CommentTok"/>
+        </w:rPr>
+        <w:t xml:space="preserve"># 2. Build train/val/test splits</w:t>
+      </w:r>
+      <w:r>
+        <w:br/>
+      </w:r>
+      <w:r>
+        <w:rPr>
+          <w:rStyle w:val="ExtensionTok"/>
+        </w:rPr>
+        <w:t xml:space="preserve">python</w:t>
+      </w:r>
+      <w:r>
+        <w:rPr>
+          <w:rStyle w:val="NormalTok"/>
+        </w:rPr>
+        <w:t xml:space="preserve"> phases/forensic/scripts/build_splits.py </w:t>
+      </w:r>
+      <w:r>
+        <w:rPr>
+          <w:rStyle w:val="DataTypeTok"/>
+        </w:rPr>
+        <w:t xml:space="preserve">\</w:t>
+      </w:r>
+      <w:r>
+        <w:br/>
+      </w:r>
+      <w:r>
+        <w:rPr>
+          <w:rStyle w:val="NormalTok"/>
+        </w:rPr>
+        <w:t xml:space="preserve">    </w:t>
+      </w:r>
+      <w:r>
+        <w:rPr>
+          <w:rStyle w:val="AttributeTok"/>
+        </w:rPr>
+        <w:t xml:space="preserve">--train-per-gen</w:t>
+      </w:r>
+      <w:r>
+        <w:rPr>
+          <w:rStyle w:val="NormalTok"/>
+        </w:rPr>
+        <w:t xml:space="preserve"> 1250 </w:t>
+      </w:r>
+      <w:r>
+        <w:rPr>
+          <w:rStyle w:val="AttributeTok"/>
+        </w:rPr>
+        <w:t xml:space="preserve">--test-per-gen</w:t>
+      </w:r>
+      <w:r>
+        <w:rPr>
+          <w:rStyle w:val="NormalTok"/>
+        </w:rPr>
+        <w:t xml:space="preserve"> 500 </w:t>
+      </w:r>
+      <w:r>
+        <w:rPr>
+          <w:rStyle w:val="AttributeTok"/>
+        </w:rPr>
+        <w:t xml:space="preserve">--val-frac</w:t>
+      </w:r>
+      <w:r>
+        <w:rPr>
+          <w:rStyle w:val="NormalTok"/>
+        </w:rPr>
+        <w:t xml:space="preserve"> 0.20</w:t>
+      </w:r>
+      <w:r>
+        <w:br/>
+      </w:r>
+      <w:r>
+        <w:br/>
+      </w:r>
+      <w:r>
+        <w:rPr>
+          <w:rStyle w:val="CommentTok"/>
+        </w:rPr>
+        <w:t xml:space="preserve"># 3. Precompute DCT cache (multiprocess spawn workers)</w:t>
+      </w:r>
+      <w:r>
+        <w:br/>
+      </w:r>
+      <w:r>
+        <w:rPr>
+          <w:rStyle w:val="ExtensionTok"/>
+        </w:rPr>
+        <w:t xml:space="preserve">python</w:t>
+      </w:r>
+      <w:r>
+        <w:rPr>
+          <w:rStyle w:val="NormalTok"/>
+        </w:rPr>
+        <w:t xml:space="preserve"> phases/forensic/scripts/precompute_dct.py </w:t>
+      </w:r>
+      <w:r>
+        <w:rPr>
+          <w:rStyle w:val="AttributeTok"/>
+        </w:rPr>
+        <w:t xml:space="preserve">--workers</w:t>
+      </w:r>
+      <w:r>
+        <w:rPr>
+          <w:rStyle w:val="NormalTok"/>
+        </w:rPr>
+        <w:t xml:space="preserve"> 4</w:t>
+      </w:r>
+      <w:r>
+        <w:br/>
+      </w:r>
+      <w:r>
+        <w:br/>
+      </w:r>
+      <w:r>
+        <w:rPr>
+          <w:rStyle w:val="CommentTok"/>
+        </w:rPr>
+        <w:t xml:space="preserve"># 4. Compute global z-score stats (Welford streaming)</w:t>
+      </w:r>
+      <w:r>
+        <w:br/>
+      </w:r>
+      <w:r>
+        <w:rPr>
+          <w:rStyle w:val="ExtensionTok"/>
+        </w:rPr>
+        <w:t xml:space="preserve">python</w:t>
+      </w:r>
+      <w:r>
+        <w:rPr>
+          <w:rStyle w:val="NormalTok"/>
+        </w:rPr>
+        <w:t xml:space="preserve"> phases/forensic/scripts/compute_dct_stats.py</w:t>
+      </w:r>
+      <w:r>
+        <w:br/>
+      </w:r>
+      <w:r>
+        <w:br/>
+      </w:r>
+      <w:r>
+        <w:rPr>
+          <w:rStyle w:val="CommentTok"/>
+        </w:rPr>
+        <w:t xml:space="preserve"># 5. Train Approach 2 (two-phase, ReduceLROnPlateau on val AP, ES patience=5)</w:t>
+      </w:r>
+      <w:r>
+        <w:br/>
+      </w:r>
+      <w:r>
+        <w:rPr>
+          <w:rStyle w:val="ExtensionTok"/>
+        </w:rPr>
+        <w:t xml:space="preserve">python</w:t>
+      </w:r>
+      <w:r>
+        <w:rPr>
+          <w:rStyle w:val="NormalTok"/>
+        </w:rPr>
+        <w:t xml:space="preserve"> phases/forensic/scripts/train_dct.py </w:t>
+      </w:r>
+      <w:r>
+        <w:rPr>
+          <w:rStyle w:val="AttributeTok"/>
+        </w:rPr>
+        <w:t xml:space="preserve">--out-dir</w:t>
+      </w:r>
+      <w:r>
+        <w:rPr>
+          <w:rStyle w:val="NormalTok"/>
+        </w:rPr>
+        <w:t xml:space="preserve"> phases/forensic/outputs/dct</w:t>
+      </w:r>
+      <w:r>
+        <w:br/>
+      </w:r>
+      <w:r>
+        <w:br/>
+      </w:r>
+      <w:r>
+        <w:rPr>
+          <w:rStyle w:val="CommentTok"/>
+        </w:rPr>
+        <w:t xml:space="preserve"># 6. Evaluate per generator (F.25 table)</w:t>
+      </w:r>
+      <w:r>
+        <w:br/>
+      </w:r>
+      <w:r>
+        <w:rPr>
+          <w:rStyle w:val="ExtensionTok"/>
+        </w:rPr>
+        <w:t xml:space="preserve">python</w:t>
+      </w:r>
+      <w:r>
+        <w:rPr>
+          <w:rStyle w:val="NormalTok"/>
+        </w:rPr>
+        <w:t xml:space="preserve"> phases/forensic/scripts/eval_dct.py </w:t>
+      </w:r>
+      <w:r>
+        <w:rPr>
+          <w:rStyle w:val="DataTypeTok"/>
+        </w:rPr>
+        <w:t xml:space="preserve">\</w:t>
+      </w:r>
+      <w:r>
+        <w:br/>
+      </w:r>
+      <w:r>
+        <w:rPr>
+          <w:rStyle w:val="NormalTok"/>
+        </w:rPr>
+        <w:t xml:space="preserve">    </w:t>
+      </w:r>
+      <w:r>
+        <w:rPr>
+          <w:rStyle w:val="AttributeTok"/>
+        </w:rPr>
+        <w:t xml:space="preserve">--ckpt</w:t>
+      </w:r>
+      <w:r>
+        <w:rPr>
+          <w:rStyle w:val="NormalTok"/>
+        </w:rPr>
+        <w:t xml:space="preserve"> phases/forensic/outputs/dct/forensic_dct_model.pth</w:t>
+      </w:r>
+      <w:r>
+        <w:br/>
+      </w:r>
+      <w:r>
+        <w:br/>
+      </w:r>
+      <w:r>
+        <w:rPr>
+          <w:rStyle w:val="CommentTok"/>
+        </w:rPr>
+        <w:t xml:space="preserve"># 7. (optional) Plot training curves</w:t>
+      </w:r>
+      <w:r>
+        <w:br/>
+      </w:r>
+      <w:r>
+        <w:rPr>
+          <w:rStyle w:val="ExtensionTok"/>
+        </w:rPr>
+        <w:t xml:space="preserve">python</w:t>
+      </w:r>
+      <w:r>
+        <w:rPr>
+          <w:rStyle w:val="NormalTok"/>
+        </w:rPr>
+        <w:t xml:space="preserve"> phases/forensic/scripts/plot_training.py</w:t>
+      </w:r>
+      <w:r>
+        <w:br/>
+      </w:r>
+      <w:r>
+        <w:br/>
+      </w:r>
+      <w:r>
+        <w:rPr>
+          <w:rStyle w:val="CommentTok"/>
+        </w:rPr>
+        <w:t xml:space="preserve"># 8. Build this report</w:t>
+      </w:r>
+      <w:r>
+        <w:br/>
+      </w:r>
+      <w:r>
+        <w:rPr>
+          <w:rStyle w:val="ExtensionTok"/>
+        </w:rPr>
+        <w:t xml:space="preserve">python</w:t>
+      </w:r>
+      <w:r>
+        <w:rPr>
+          <w:rStyle w:val="NormalTok"/>
+        </w:rPr>
+        <w:t xml:space="preserve"> phases/forensic/scripts/build_handoff_report.py</w:t>
+      </w:r>
+    </w:p>
+    <w:bookmarkEnd w:id="30"/>
+    <w:bookmarkStart w:id="31" w:name="open-items"/>
+    <w:p>
+      <w:pPr>
+        <w:pStyle w:val="Heading2"/>
+      </w:pPr>
+      <w:r>
+        <w:t xml:space="preserve">9. Open items</w:t>
       </w:r>
     </w:p>
     <w:p>
@@ -5026,7 +7977,144 @@
         <w:pStyle w:val="Compact"/>
         <w:numPr>
           <w:ilvl w:val="0"/>
-          <w:numId w:val="1007"/>
+          <w:numId w:val="1008"/>
+        </w:numPr>
+      </w:pPr>
+      <w:r>
+        <w:rPr>
+          <w:b/>
+          <w:bCs/>
+        </w:rPr>
+        <w:t xml:space="preserve">Acquire SD v1.4 / SD v1.5 fake samples</w:t>
+      </w:r>
+      <w:r>
+        <w:t xml:space="preserve"> </w:t>
+      </w:r>
+      <w:r>
+        <w:t xml:space="preserve">from a mirror that exposes JPGs (community HF repos like</w:t>
+      </w:r>
+      <w:r>
+        <w:t xml:space="preserve"> </w:t>
+      </w:r>
+      <w:r>
+        <w:rPr>
+          <w:rStyle w:val="VerbatimChar"/>
+        </w:rPr>
+        <w:t xml:space="preserve">JourneyDB</w:t>
+      </w:r>
+      <w:r>
+        <w:t xml:space="preserve"> </w:t>
+      </w:r>
+      <w:r>
+        <w:t xml:space="preserve">or similar may work).</w:t>
+      </w:r>
+    </w:p>
+    <w:p>
+      <w:pPr>
+        <w:pStyle w:val="Compact"/>
+        <w:numPr>
+          <w:ilvl w:val="0"/>
+          <w:numId w:val="1008"/>
+        </w:numPr>
+      </w:pPr>
+      <w:r>
+        <w:rPr>
+          <w:b/>
+          <w:bCs/>
+        </w:rPr>
+        <w:t xml:space="preserve">Swap real-class to ImageNet</w:t>
+      </w:r>
+      <w:r>
+        <w:rPr>
+          <w:b/>
+          <w:bCs/>
+        </w:rPr>
+        <w:t xml:space="preserve"> </w:t>
+      </w:r>
+      <w:r>
+        <w:rPr>
+          <w:b/>
+          <w:bCs/>
+        </w:rPr>
+        <w:t xml:space="preserve">“nature”</w:t>
+      </w:r>
+      <w:r>
+        <w:t xml:space="preserve"> </w:t>
+      </w:r>
+      <w:r>
+        <w:t xml:space="preserve">(re-download from GenImage Drive, re-run from step 1) once that data is staged.</w:t>
+      </w:r>
+    </w:p>
+    <w:p>
+      <w:pPr>
+        <w:pStyle w:val="Compact"/>
+        <w:numPr>
+          <w:ilvl w:val="0"/>
+          <w:numId w:val="1008"/>
+        </w:numPr>
+      </w:pPr>
+      <w:r>
+        <w:rPr>
+          <w:b/>
+          <w:bCs/>
+        </w:rPr>
+        <w:t xml:space="preserve">Approach 1 (RGB + Fourier mask)</w:t>
+      </w:r>
+      <w:r>
+        <w:t xml:space="preserve"> </w:t>
+      </w:r>
+      <w:r>
+        <w:t xml:space="preserve">- clone</w:t>
+      </w:r>
+      <w:r>
+        <w:t xml:space="preserve"> </w:t>
+      </w:r>
+      <w:r>
+        <w:rPr>
+          <w:rStyle w:val="VerbatimChar"/>
+        </w:rPr>
+        <w:t xml:space="preserve">chandlerbing65nm/FakeImageDetection</w:t>
+      </w:r>
+      <w:r>
+        <w:t xml:space="preserve">, download the</w:t>
+      </w:r>
+      <w:r>
+        <w:t xml:space="preserve"> </w:t>
+      </w:r>
+      <w:r>
+        <w:rPr>
+          <w:rStyle w:val="VerbatimChar"/>
+        </w:rPr>
+        <w:t xml:space="preserve">mask_15/rn50ft_fouriermask.pth</w:t>
+      </w:r>
+      <w:r>
+        <w:t xml:space="preserve"> </w:t>
+      </w:r>
+      <w:r>
+        <w:t xml:space="preserve">checkpoint, run the adapted</w:t>
+      </w:r>
+      <w:r>
+        <w:t xml:space="preserve"> </w:t>
+      </w:r>
+      <w:r>
+        <w:rPr>
+          <w:rStyle w:val="VerbatimChar"/>
+        </w:rPr>
+        <w:t xml:space="preserve">train.py</w:t>
+      </w:r>
+      <w:r>
+        <w:t xml:space="preserve"> </w:t>
+      </w:r>
+      <w:r>
+        <w:t xml:space="preserve">on the same train/val/test split, then merge both approaches’ results into a unified eval table per spec F.25.</w:t>
+      </w:r>
+    </w:p>
+    <w:p>
+      <w:pPr>
+        <w:pStyle w:val="Compact"/>
+        <w:numPr>
+          <w:ilvl w:val="0"/>
+          <w:numId w:val="1008"/>
         </w:numPr>
       </w:pPr>
       <w:r>
@@ -5121,8 +8209,8 @@
         <w:t xml:space="preserve">from on-disk artifacts.</w:t>
       </w:r>
     </w:p>
-    <w:bookmarkEnd w:id="23"/>
-    <w:bookmarkEnd w:id="24"/>
+    <w:bookmarkEnd w:id="31"/>
+    <w:bookmarkEnd w:id="32"/>
     <w:sectPr>
       <w:footnotePr>
         <w:numRestart w:val="eachSect"/>
@@ -5358,6 +8446,9 @@
     <w:abstractNumId w:val="991"/>
   </w:num>
   <w:num w:numId="1007">
+    <w:abstractNumId w:val="991"/>
+  </w:num>
+  <w:num w:numId="1008">
     <w:abstractNumId w:val="991"/>
   </w:num>
 </w:numbering>
